--- a/contenus/trames/ENT-1.2-spartoo-preparation-trame-eleve.docx
+++ b/contenus/trames/ENT-1.2-spartoo-preparation-trame-eleve.docx
@@ -49,7 +49,7 @@
           <w:color w:val="111111"/>
           <w:sz w:val="40"/>
         </w:rPr>
-        <w:t xml:space="preserve">  Logisim</w:t>
+        <w:t xml:space="preserve">  Simulog</w:t>
       </w:r>
       <w:r>
         <w:tab/>
@@ -911,7 +911,7 @@
         <w:rPr>
           <w:sz w:val="22"/>
         </w:rPr>
-        <w:t>Sur la page d'accueil, clique sur la pastille « Logisim », puis ouvre l'activité « Spartoo — préparation » (ENT-1.2). Il y a trois activités Spartoo : vérifie que le bandeau en haut affiche bien « ENT-1.2 ».</w:t>
+        <w:t>Sur la page d'accueil, clique sur la pastille « Simulog », puis ouvre l'activité « Spartoo — préparation » (ENT-1.2). Il y a trois activités Spartoo : vérifie que le bandeau en haut affiche bien « ENT-1.2 ».</w:t>
       </w:r>
     </w:p>
     <w:tbl>

--- a/contenus/trames/ENT-1.2-spartoo-preparation-trame-eleve.docx
+++ b/contenus/trames/ENT-1.2-spartoo-preparation-trame-eleve.docx
@@ -303,7 +303,101 @@
               <w:rPr>
                 <w:sz w:val="20"/>
               </w:rPr>
-              <w:t>il se complète étape par étape, au fil de la séance. Garde-le sous les yeux pendant que tu travailles, et note ce que tu trouves à chaque étape. Ton enseignant peut voir, dans son suivi de classe, si le travail demandé à chaque étape est fait correctement — pense donc à bien suivre les consignes (par exemple : écrire clairement un nombre dans un message si on te le demande).</w:t>
+              <w:t>tu peux le suivre seul, étape par étape. Chaque étape dit où cliquer et ce que tu dois voir à l'écran.</w:t>
+            </w:r>
+          </w:p>
+        </w:tc>
+      </w:tr>
+    </w:tbl>
+    <w:p>
+      <w:pPr>
+        <w:keepNext/>
+        <w:spacing w:after="40"/>
+      </w:pPr>
+    </w:p>
+    <w:tbl>
+      <w:tblPr>
+        <w:tblStyle w:val="TableGrid"/>
+        <w:tblW w:type="auto" w:w="0"/>
+        <w:jc w:val="left"/>
+        <w:tblLook w:firstColumn="1" w:firstRow="1" w:lastColumn="0" w:lastRow="0" w:noHBand="0" w:noVBand="1" w:val="04A0"/>
+      </w:tblPr>
+      <w:tblGrid>
+        <w:gridCol w:w="10086"/>
+      </w:tblGrid>
+      <w:tr>
+        <w:trPr>
+          <w:cantSplit/>
+        </w:trPr>
+        <w:tc>
+          <w:tcPr>
+            <w:tcW w:type="dxa" w:w="10086"/>
+            <w:shd w:fill="F2F2F2"/>
+          </w:tcPr>
+          <w:p>
+            <w:pPr>
+              <w:spacing w:after="0"/>
+            </w:pPr>
+            <w:r>
+              <w:rPr>
+                <w:b/>
+                <w:color w:val="111111"/>
+                <w:sz w:val="20"/>
+              </w:rPr>
+              <w:t xml:space="preserve">Ce que ton enseignant voit dans son suivi : </w:t>
+            </w:r>
+            <w:r>
+              <w:rPr>
+                <w:sz w:val="20"/>
+              </w:rPr>
+              <w:t>trois points : ta réponse à Léa Dubois (le stock écrit en chiffres), la commande CMD-048213 préparée et validée, et ta commande de réapprovisionnement à Puma. Tes réponses écrites ici servent à réfléchir.</w:t>
+            </w:r>
+          </w:p>
+        </w:tc>
+      </w:tr>
+    </w:tbl>
+    <w:p>
+      <w:pPr>
+        <w:keepNext/>
+        <w:spacing w:after="40"/>
+      </w:pPr>
+    </w:p>
+    <w:tbl>
+      <w:tblPr>
+        <w:tblStyle w:val="TableGrid"/>
+        <w:tblW w:type="auto" w:w="0"/>
+        <w:jc w:val="left"/>
+        <w:tblLook w:firstColumn="1" w:firstRow="1" w:lastColumn="0" w:lastRow="0" w:noHBand="0" w:noVBand="1" w:val="04A0"/>
+      </w:tblPr>
+      <w:tblGrid>
+        <w:gridCol w:w="10086"/>
+      </w:tblGrid>
+      <w:tr>
+        <w:trPr>
+          <w:cantSplit/>
+        </w:trPr>
+        <w:tc>
+          <w:tcPr>
+            <w:tcW w:type="dxa" w:w="10086"/>
+            <w:shd w:fill="F2F2F2"/>
+          </w:tcPr>
+          <w:p>
+            <w:pPr>
+              <w:spacing w:after="0"/>
+            </w:pPr>
+            <w:r>
+              <w:rPr>
+                <w:b/>
+                <w:color w:val="111111"/>
+                <w:sz w:val="20"/>
+              </w:rPr>
+              <w:t xml:space="preserve">Ce qui est vrai, ce qui est inventé : </w:t>
+            </w:r>
+            <w:r>
+              <w:rPr>
+                <w:sz w:val="20"/>
+              </w:rPr>
+              <w:t>Spartoo et les marques de chaussures sont réels. Les produits, les stocks, les clients, les coordonnées des fournisseurs et les messages sont inventés pour l'exercice.</w:t>
             </w:r>
           </w:p>
         </w:tc>
@@ -772,7 +866,6 @@
     </w:p>
     <w:p>
       <w:pPr>
-        <w:keepNext/>
         <w:spacing w:before="0" w:after="120"/>
       </w:pPr>
       <w:r>
@@ -783,52 +876,6 @@
         </w:rPr>
         <w:t>Tu connais déjà Spartoo grâce à la séance de réception. Aujourd'hui, tu ouvres l'environnement de travail de l'entreprise pour préparer des commandes.</w:t>
       </w:r>
-    </w:p>
-    <w:tbl>
-      <w:tblPr>
-        <w:tblStyle w:val="TableGrid"/>
-        <w:tblW w:type="auto" w:w="0"/>
-        <w:jc w:val="left"/>
-        <w:tblLook w:firstColumn="1" w:firstRow="1" w:lastColumn="0" w:lastRow="0" w:noHBand="0" w:noVBand="1" w:val="04A0"/>
-      </w:tblPr>
-      <w:tblGrid>
-        <w:gridCol w:w="10086"/>
-      </w:tblGrid>
-      <w:tr>
-        <w:trPr>
-          <w:cantSplit/>
-        </w:trPr>
-        <w:tc>
-          <w:tcPr>
-            <w:tcW w:type="dxa" w:w="10086"/>
-            <w:shd w:fill="F2F2F2"/>
-          </w:tcPr>
-          <w:p>
-            <w:pPr>
-              <w:spacing w:after="0"/>
-            </w:pPr>
-            <w:r>
-              <w:rPr>
-                <w:b/>
-                <w:color w:val="111111"/>
-                <w:sz w:val="20"/>
-              </w:rPr>
-              <w:t xml:space="preserve">Attention : </w:t>
-            </w:r>
-            <w:r>
-              <w:rPr>
-                <w:sz w:val="20"/>
-              </w:rPr>
-              <w:t>dans l'outil, tu retrouveras le nom Spartoo mais avec des données fictives (produits, stocks, clients, fournisseurs) : c'est un entraînement, pas le vrai site.</w:t>
-            </w:r>
-          </w:p>
-        </w:tc>
-      </w:tr>
-    </w:tbl>
-    <w:p>
-      <w:pPr>
-        <w:spacing w:after="40"/>
-      </w:pPr>
     </w:p>
     <w:p>
       <w:pPr>
@@ -911,7 +958,28 @@
         <w:rPr>
           <w:sz w:val="22"/>
         </w:rPr>
-        <w:t>Sur la page d'accueil, clique sur la pastille « Simulog », puis ouvre l'activité « Spartoo — préparation » (ENT-1.2). Il y a trois activités Spartoo : vérifie que le bandeau en haut affiche bien « ENT-1.2 ».</w:t>
+        <w:t>Sur la page d'accueil, clique sur la pastille « Simulog ».</w:t>
+      </w:r>
+    </w:p>
+    <w:p>
+      <w:pPr>
+        <w:keepNext/>
+        <w:spacing w:after="80"/>
+        <w:ind w:left="454" w:hanging="454"/>
+      </w:pPr>
+      <w:r>
+        <w:rPr>
+          <w:b/>
+          <w:color w:val="111111"/>
+          <w:sz w:val="22"/>
+        </w:rPr>
+        <w:t xml:space="preserve">5.  </w:t>
+      </w:r>
+      <w:r>
+        <w:rPr>
+          <w:sz w:val="22"/>
+        </w:rPr>
+        <w:t>Ouvre l'activité « Spartoo — préparation ». Vérifie que le bandeau en haut affiche « ENT-1.2 ».</w:t>
       </w:r>
     </w:p>
     <w:tbl>
@@ -973,6 +1041,73 @@
         </w:rPr>
         <w:t>Observe l'écran d'accueil avant d'aller plus loin :</w:t>
       </w:r>
+    </w:p>
+    <w:tbl>
+      <w:tblPr>
+        <w:tblStyle w:val="TableGrid"/>
+        <w:tblW w:type="auto" w:w="0"/>
+        <w:jc w:val="left"/>
+        <w:tblLook w:firstColumn="1" w:firstRow="1" w:lastColumn="0" w:lastRow="0" w:noHBand="0" w:noVBand="1" w:val="04A0"/>
+      </w:tblPr>
+      <w:tblGrid>
+        <w:gridCol w:w="10086"/>
+      </w:tblGrid>
+      <w:tr>
+        <w:trPr>
+          <w:cantSplit/>
+        </w:trPr>
+        <w:tc>
+          <w:tcPr>
+            <w:tcW w:type="dxa" w:w="10086"/>
+            <w:shd w:fill="F2F2F2"/>
+          </w:tcPr>
+          <w:p>
+            <w:pPr>
+              <w:keepNext/>
+              <w:spacing w:after="40"/>
+            </w:pPr>
+            <w:r>
+              <w:rPr>
+                <w:b/>
+                <w:color w:val="111111"/>
+                <w:sz w:val="20"/>
+              </w:rPr>
+              <w:t>Ce que tu dois voir :</w:t>
+            </w:r>
+          </w:p>
+          <w:p>
+            <w:pPr>
+              <w:keepNext/>
+              <w:spacing w:before="0" w:after="40"/>
+              <w:ind w:left="397" w:hanging="227"/>
+            </w:pPr>
+            <w:r>
+              <w:rPr>
+                <w:sz w:val="20"/>
+              </w:rPr>
+              <w:t>•  à gauche, le menu de l'entreprise : Messagerie, Commandes, Stock, Fournisseurs, Clients, Console… ;</w:t>
+            </w:r>
+          </w:p>
+          <w:p>
+            <w:pPr>
+              <w:spacing w:before="0" w:after="0"/>
+              <w:ind w:left="397" w:hanging="227"/>
+            </w:pPr>
+            <w:r>
+              <w:rPr>
+                <w:sz w:val="20"/>
+              </w:rPr>
+              <w:t>•  sur l'accueil, quatre chiffres : messages non lus, commandes à préparer, paires en stock, références en rupture.</w:t>
+            </w:r>
+          </w:p>
+        </w:tc>
+      </w:tr>
+    </w:tbl>
+    <w:p>
+      <w:pPr>
+        <w:keepNext/>
+        <w:spacing w:after="40"/>
+      </w:pPr>
     </w:p>
     <w:tbl>
       <w:tblPr>
@@ -1259,6 +1394,7 @@
     </w:p>
     <w:p>
       <w:pPr>
+        <w:keepNext/>
         <w:spacing w:before="0" w:after="120"/>
       </w:pPr>
       <w:r>
@@ -1267,35 +1403,7 @@
           <w:color w:val="1A1A1A"/>
           <w:sz w:val="22"/>
         </w:rPr>
-        <w:t>Dans le menu de gauche, il y a deux écrans : Fournisseurs et Clients. Tu vas ouvrir les deux, l'un après l'autre.</w:t>
-      </w:r>
-    </w:p>
-    <w:p>
-      <w:pPr>
-        <w:keepNext/>
-        <w:spacing w:before="240" w:after="80"/>
-      </w:pPr>
-      <w:r>
-        <w:rPr>
-          <w:b/>
-          <w:color w:val="111111"/>
-          <w:sz w:val="23"/>
-        </w:rPr>
-        <w:t>Les fournisseurs</w:t>
-      </w:r>
-    </w:p>
-    <w:p>
-      <w:pPr>
-        <w:keepNext/>
-        <w:spacing w:before="0" w:after="120"/>
-      </w:pPr>
-      <w:r>
-        <w:rPr>
-          <w:b w:val="0"/>
-          <w:color w:val="1A1A1A"/>
-          <w:sz w:val="21"/>
-        </w:rPr>
-        <w:t>Ouvre l'écran Fournisseurs. Ce sont les marques de chaussures qui livrent Spartoo (des vraies marques, mais avec des coordonnées fictives).</w:t>
+        <w:t>Dans le menu de gauche, ouvre l'écran Fournisseurs : ce sont les marques de chaussures qui livrent Spartoo.</w:t>
       </w:r>
     </w:p>
     <w:tbl>
@@ -1382,26 +1490,13 @@
     </w:tbl>
     <w:p>
       <w:pPr>
+        <w:keepNext/>
         <w:spacing w:after="0" w:line="60" w:lineRule="exact"/>
       </w:pPr>
       <w:r>
         <w:rPr>
           <w:sz w:val="10"/>
         </w:rPr>
-      </w:r>
-    </w:p>
-    <w:p>
-      <w:pPr>
-        <w:keepNext/>
-        <w:spacing w:before="120" w:after="120"/>
-      </w:pPr>
-      <w:r>
-        <w:rPr>
-          <w:b/>
-          <w:color w:val="1A1A1A"/>
-          <w:sz w:val="21"/>
-        </w:rPr>
-        <w:t>Cite trois fournisseurs avec leur code (par exemple F001) :</w:t>
       </w:r>
     </w:p>
     <w:tbl>
@@ -1432,7 +1527,7 @@
                 <w:color w:val="111111"/>
                 <w:sz w:val="20"/>
               </w:rPr>
-              <w:t>Code</w:t>
+              <w:t>Code (par exemple F001)</w:t>
             </w:r>
           </w:p>
         </w:tc>
@@ -1452,14 +1547,14 @@
                 <w:color w:val="111111"/>
                 <w:sz w:val="20"/>
               </w:rPr>
-              <w:t>Marque fournisseur</w:t>
+              <w:t>Trois marques fournisseurs</w:t>
             </w:r>
           </w:p>
         </w:tc>
       </w:tr>
       <w:tr>
         <w:trPr>
-          <w:trHeight w:val="567"/>
+          <w:trHeight w:val="454"/>
         </w:trPr>
         <w:tc>
           <w:tcPr>
@@ -1476,7 +1571,7 @@
       </w:tr>
       <w:tr>
         <w:trPr>
-          <w:trHeight w:val="567"/>
+          <w:trHeight w:val="454"/>
         </w:trPr>
         <w:tc>
           <w:tcPr>
@@ -1493,7 +1588,7 @@
       </w:tr>
       <w:tr>
         <w:trPr>
-          <w:trHeight w:val="567"/>
+          <w:trHeight w:val="454"/>
         </w:trPr>
         <w:tc>
           <w:tcPr>
@@ -1638,29 +1733,15 @@
     <w:p>
       <w:pPr>
         <w:keepNext/>
-        <w:spacing w:before="240" w:after="80"/>
-      </w:pPr>
-      <w:r>
-        <w:rPr>
-          <w:b/>
-          <w:color w:val="111111"/>
-          <w:sz w:val="23"/>
-        </w:rPr>
-        <w:t>Les clients</w:t>
-      </w:r>
-    </w:p>
-    <w:p>
-      <w:pPr>
-        <w:keepNext/>
-        <w:spacing w:before="0" w:after="120"/>
+        <w:spacing w:before="120" w:after="80"/>
       </w:pPr>
       <w:r>
         <w:rPr>
           <w:b w:val="0"/>
           <w:color w:val="1A1A1A"/>
-          <w:sz w:val="21"/>
+          <w:sz w:val="22"/>
         </w:rPr>
-        <w:t>Ouvre l'écran Clients.</w:t>
+        <w:t>Ouvre maintenant l'écran Clients.</w:t>
       </w:r>
     </w:p>
     <w:tbl>
@@ -1747,26 +1828,13 @@
     </w:tbl>
     <w:p>
       <w:pPr>
+        <w:keepNext/>
         <w:spacing w:after="0" w:line="60" w:lineRule="exact"/>
       </w:pPr>
       <w:r>
         <w:rPr>
           <w:sz w:val="10"/>
         </w:rPr>
-      </w:r>
-    </w:p>
-    <w:p>
-      <w:pPr>
-        <w:keepNext/>
-        <w:spacing w:before="120" w:after="120"/>
-      </w:pPr>
-      <w:r>
-        <w:rPr>
-          <w:b/>
-          <w:color w:val="1A1A1A"/>
-          <w:sz w:val="21"/>
-        </w:rPr>
-        <w:t>Cite deux clients :</w:t>
       </w:r>
     </w:p>
     <w:tbl>
@@ -1818,7 +1886,7 @@
                 <w:color w:val="111111"/>
                 <w:sz w:val="20"/>
               </w:rPr>
-              <w:t>Nom</w:t>
+              <w:t>Deux clients : nom</w:t>
             </w:r>
           </w:p>
         </w:tc>
@@ -1845,7 +1913,7 @@
       </w:tr>
       <w:tr>
         <w:trPr>
-          <w:trHeight w:val="567"/>
+          <w:trHeight w:val="454"/>
         </w:trPr>
         <w:tc>
           <w:tcPr>
@@ -1868,7 +1936,7 @@
       </w:tr>
       <w:tr>
         <w:trPr>
-          <w:trHeight w:val="567"/>
+          <w:trHeight w:val="454"/>
         </w:trPr>
         <w:tc>
           <w:tcPr>
@@ -1892,6 +1960,7 @@
     </w:tbl>
     <w:p>
       <w:pPr>
+        <w:keepNext/>
         <w:spacing w:after="40"/>
       </w:pPr>
     </w:p>
@@ -1916,7 +1985,6 @@
           <w:p>
             <w:pPr>
               <w:keepNext/>
-              <w:pageBreakBefore/>
               <w:spacing w:after="60"/>
             </w:pPr>
             <w:r>
@@ -2080,70 +2148,6 @@
           </w:p>
         </w:tc>
       </w:tr>
-      <w:tr>
-        <w:trPr>
-          <w:cantSplit/>
-          <w:trHeight w:val="2438"/>
-        </w:trPr>
-        <w:tc>
-          <w:tcPr>
-            <w:tcW w:type="dxa" w:w="10086"/>
-            <w:shd w:fill="FAFAFA"/>
-          </w:tcPr>
-          <w:p>
-            <w:pPr>
-              <w:spacing w:after="80"/>
-            </w:pPr>
-            <w:r>
-              <w:rPr>
-                <w:b/>
-                <w:sz w:val="21"/>
-              </w:rPr>
-              <w:t>Dans une entreprise, pourquoi garde-t-on pour chaque fournisseur son délai de livraison et son minimum de commande ?</w:t>
-            </w:r>
-          </w:p>
-          <w:p>
-            <w:pPr>
-              <w:spacing w:before="0" w:after="80"/>
-            </w:pPr>
-            <w:r>
-              <w:rPr>
-                <w:sz w:val="22"/>
-              </w:rPr>
-            </w:r>
-          </w:p>
-          <w:p>
-            <w:pPr>
-              <w:spacing w:before="0" w:after="80"/>
-            </w:pPr>
-            <w:r>
-              <w:rPr>
-                <w:sz w:val="22"/>
-              </w:rPr>
-            </w:r>
-          </w:p>
-          <w:p>
-            <w:pPr>
-              <w:spacing w:before="0" w:after="80"/>
-            </w:pPr>
-            <w:r>
-              <w:rPr>
-                <w:sz w:val="22"/>
-              </w:rPr>
-            </w:r>
-          </w:p>
-          <w:p>
-            <w:pPr>
-              <w:spacing w:before="0" w:after="80"/>
-            </w:pPr>
-            <w:r>
-              <w:rPr>
-                <w:sz w:val="22"/>
-              </w:rPr>
-            </w:r>
-          </w:p>
-        </w:tc>
-      </w:tr>
     </w:tbl>
     <w:p>
       <w:pPr>
@@ -2195,7 +2199,7 @@
           <w:color w:val="1A1A1A"/>
           <w:sz w:val="22"/>
         </w:rPr>
-        <w:t>La console permet d'interroger et de modifier la base avec des commandes qui commencent toujours par un point. Les références ne sont pas sensibles à la casse (majuscules/minuscules).</w:t>
+        <w:t>La console permet d'interroger et de modifier la base avec des commandes qui commencent toujours par un point. Tu peux écrire les références en majuscules ou en minuscules : la console comprend les deux.</w:t>
       </w:r>
     </w:p>
     <w:p>
@@ -3822,70 +3826,6 @@
                 <w:b/>
                 <w:sz w:val="21"/>
               </w:rPr>
-              <w:t>Pourquoi ces attentes sont-elles importantes dans une entreprise ?</w:t>
-            </w:r>
-          </w:p>
-          <w:p>
-            <w:pPr>
-              <w:spacing w:before="0" w:after="80"/>
-            </w:pPr>
-            <w:r>
-              <w:rPr>
-                <w:sz w:val="22"/>
-              </w:rPr>
-            </w:r>
-          </w:p>
-          <w:p>
-            <w:pPr>
-              <w:spacing w:before="0" w:after="80"/>
-            </w:pPr>
-            <w:r>
-              <w:rPr>
-                <w:sz w:val="22"/>
-              </w:rPr>
-            </w:r>
-          </w:p>
-          <w:p>
-            <w:pPr>
-              <w:spacing w:before="0" w:after="80"/>
-            </w:pPr>
-            <w:r>
-              <w:rPr>
-                <w:sz w:val="22"/>
-              </w:rPr>
-            </w:r>
-          </w:p>
-          <w:p>
-            <w:pPr>
-              <w:spacing w:before="0" w:after="80"/>
-            </w:pPr>
-            <w:r>
-              <w:rPr>
-                <w:sz w:val="22"/>
-              </w:rPr>
-            </w:r>
-          </w:p>
-        </w:tc>
-      </w:tr>
-      <w:tr>
-        <w:trPr>
-          <w:cantSplit/>
-          <w:trHeight w:val="2438"/>
-        </w:trPr>
-        <w:tc>
-          <w:tcPr>
-            <w:tcW w:type="dxa" w:w="10086"/>
-            <w:shd w:fill="FAFAFA"/>
-          </w:tcPr>
-          <w:p>
-            <w:pPr>
-              <w:spacing w:after="80"/>
-            </w:pPr>
-            <w:r>
-              <w:rPr>
-                <w:b/>
-                <w:sz w:val="21"/>
-              </w:rPr>
               <w:t>Si le stock avait été de zéro paire, qu'aurais-tu répondu à Léa Dubois ?</w:t>
             </w:r>
           </w:p>
@@ -3934,6 +3874,7 @@
     </w:tbl>
     <w:p>
       <w:pPr>
+        <w:keepNext/>
         <w:spacing w:after="0" w:line="60" w:lineRule="exact"/>
       </w:pPr>
       <w:r>
@@ -3941,6 +3882,59 @@
           <w:sz w:val="10"/>
         </w:rPr>
       </w:r>
+    </w:p>
+    <w:tbl>
+      <w:tblPr>
+        <w:tblStyle w:val="TableGrid"/>
+        <w:tblW w:type="auto" w:w="0"/>
+        <w:jc w:val="left"/>
+        <w:tblLook w:firstColumn="1" w:firstRow="1" w:lastColumn="0" w:lastRow="0" w:noHBand="0" w:noVBand="1" w:val="04A0"/>
+      </w:tblPr>
+      <w:tblGrid>
+        <w:gridCol w:w="10086"/>
+      </w:tblGrid>
+      <w:tr>
+        <w:trPr>
+          <w:cantSplit/>
+        </w:trPr>
+        <w:tc>
+          <w:tcPr>
+            <w:tcW w:type="dxa" w:w="10086"/>
+            <w:shd w:fill="F2F2F2"/>
+          </w:tcPr>
+          <w:p>
+            <w:pPr>
+              <w:keepNext/>
+              <w:spacing w:after="40"/>
+            </w:pPr>
+            <w:r>
+              <w:rPr>
+                <w:b/>
+                <w:color w:val="111111"/>
+                <w:sz w:val="20"/>
+              </w:rPr>
+              <w:t>Tu peux passer à l'étape 5 quand :</w:t>
+            </w:r>
+          </w:p>
+          <w:p>
+            <w:pPr>
+              <w:spacing w:before="0" w:after="0"/>
+              <w:ind w:left="397" w:hanging="227"/>
+            </w:pPr>
+            <w:r>
+              <w:rPr>
+                <w:sz w:val="20"/>
+              </w:rPr>
+              <w:t>•  ta réponse à Léa Dubois est envoyée, avec le nombre de paires écrit en chiffres.</w:t>
+            </w:r>
+          </w:p>
+        </w:tc>
+      </w:tr>
+    </w:tbl>
+    <w:p>
+      <w:pPr>
+        <w:spacing w:after="40"/>
+      </w:pPr>
     </w:p>
     <w:p>
       <w:pPr>
@@ -4045,11 +4039,12 @@
         <w:rPr>
           <w:sz w:val="22"/>
         </w:rPr>
-        <w:t>Pour chaque ligne, trouve toi-même dans la console les commandes qui donnent le stock réel et l'emplacement d'une référence (aide-toi de .help si besoin), puis remplis le stock trouvé, l'emplacement, la quantité à préparer et le statut. Il n'y a pas de bouton pour vérifier chaque ligne : c'est à toi d'être rigoureux.</w:t>
+        <w:t>Pour chaque ligne, trouve dans la console le stock réel et l'emplacement de la référence (aide-toi de .help).</w:t>
       </w:r>
     </w:p>
     <w:p>
       <w:pPr>
+        <w:keepNext/>
         <w:spacing w:after="80"/>
         <w:ind w:left="454" w:hanging="454"/>
       </w:pPr>
@@ -4065,7 +4060,27 @@
         <w:rPr>
           <w:sz w:val="22"/>
         </w:rPr>
-        <w:t>Une fois toutes les lignes remplies, édite le bon de préparation puis clique sur « Valider la préparation ».</w:t>
+        <w:t>Remplis le stock trouvé, l'emplacement, la quantité à préparer et le statut. Aucun bouton ne vérifie une ligne : relis-toi.</w:t>
+      </w:r>
+    </w:p>
+    <w:p>
+      <w:pPr>
+        <w:spacing w:after="80"/>
+        <w:ind w:left="454" w:hanging="454"/>
+      </w:pPr>
+      <w:r>
+        <w:rPr>
+          <w:b/>
+          <w:color w:val="111111"/>
+          <w:sz w:val="22"/>
+        </w:rPr>
+        <w:t xml:space="preserve">5.  </w:t>
+      </w:r>
+      <w:r>
+        <w:rPr>
+          <w:sz w:val="22"/>
+        </w:rPr>
+        <w:t>Clique sur « Éditer le bon de préparation », puis sur « Valider la préparation (sortie de stock) ».</w:t>
       </w:r>
     </w:p>
     <w:p>
@@ -4706,6 +4721,7 @@
     </w:tbl>
     <w:p>
       <w:pPr>
+        <w:keepNext/>
         <w:spacing w:after="0" w:line="60" w:lineRule="exact"/>
       </w:pPr>
       <w:r>
@@ -4713,6 +4729,72 @@
           <w:sz w:val="10"/>
         </w:rPr>
       </w:r>
+    </w:p>
+    <w:tbl>
+      <w:tblPr>
+        <w:tblStyle w:val="TableGrid"/>
+        <w:tblW w:type="auto" w:w="0"/>
+        <w:jc w:val="left"/>
+        <w:tblLook w:firstColumn="1" w:firstRow="1" w:lastColumn="0" w:lastRow="0" w:noHBand="0" w:noVBand="1" w:val="04A0"/>
+      </w:tblPr>
+      <w:tblGrid>
+        <w:gridCol w:w="10086"/>
+      </w:tblGrid>
+      <w:tr>
+        <w:trPr>
+          <w:cantSplit/>
+        </w:trPr>
+        <w:tc>
+          <w:tcPr>
+            <w:tcW w:type="dxa" w:w="10086"/>
+            <w:shd w:fill="F2F2F2"/>
+          </w:tcPr>
+          <w:p>
+            <w:pPr>
+              <w:keepNext/>
+              <w:spacing w:after="40"/>
+            </w:pPr>
+            <w:r>
+              <w:rPr>
+                <w:b/>
+                <w:color w:val="111111"/>
+                <w:sz w:val="20"/>
+              </w:rPr>
+              <w:t>Ce que tu dois voir :</w:t>
+            </w:r>
+          </w:p>
+          <w:p>
+            <w:pPr>
+              <w:keepNext/>
+              <w:spacing w:before="0" w:after="40"/>
+              <w:ind w:left="397" w:hanging="227"/>
+            </w:pPr>
+            <w:r>
+              <w:rPr>
+                <w:sz w:val="20"/>
+              </w:rPr>
+              <w:t>•  le bon de préparation range les articles par emplacement ;</w:t>
+            </w:r>
+          </w:p>
+          <w:p>
+            <w:pPr>
+              <w:spacing w:before="0" w:after="0"/>
+              <w:ind w:left="397" w:hanging="227"/>
+            </w:pPr>
+            <w:r>
+              <w:rPr>
+                <w:sz w:val="20"/>
+              </w:rPr>
+              <w:t>•  après la validation, la commande n'est plus comptée dans « commandes à préparer », sur l'accueil.</w:t>
+            </w:r>
+          </w:p>
+        </w:tc>
+      </w:tr>
+    </w:tbl>
+    <w:p>
+      <w:pPr>
+        <w:spacing w:after="40"/>
+      </w:pPr>
     </w:p>
     <w:p>
       <w:pPr>
@@ -4763,135 +4845,7 @@
                 <w:b/>
                 <w:sz w:val="21"/>
               </w:rPr>
-              <w:t>Pour la ligne où tu ne peux pas tout préparer, pourquoi la quantité préparée est-elle inférieure à la quantité commandée ?</w:t>
-            </w:r>
-          </w:p>
-          <w:p>
-            <w:pPr>
-              <w:spacing w:before="0" w:after="80"/>
-            </w:pPr>
-            <w:r>
-              <w:rPr>
-                <w:sz w:val="22"/>
-              </w:rPr>
-            </w:r>
-          </w:p>
-          <w:p>
-            <w:pPr>
-              <w:spacing w:before="0" w:after="80"/>
-            </w:pPr>
-            <w:r>
-              <w:rPr>
-                <w:sz w:val="22"/>
-              </w:rPr>
-            </w:r>
-          </w:p>
-          <w:p>
-            <w:pPr>
-              <w:spacing w:before="0" w:after="80"/>
-            </w:pPr>
-            <w:r>
-              <w:rPr>
-                <w:sz w:val="22"/>
-              </w:rPr>
-            </w:r>
-          </w:p>
-          <w:p>
-            <w:pPr>
-              <w:spacing w:before="0" w:after="80"/>
-            </w:pPr>
-            <w:r>
-              <w:rPr>
-                <w:sz w:val="22"/>
-              </w:rPr>
-            </w:r>
-          </w:p>
-        </w:tc>
-      </w:tr>
-      <w:tr>
-        <w:trPr>
-          <w:cantSplit/>
-          <w:trHeight w:val="2438"/>
-        </w:trPr>
-        <w:tc>
-          <w:tcPr>
-            <w:tcW w:type="dxa" w:w="10086"/>
-            <w:shd w:fill="FAFAFA"/>
-          </w:tcPr>
-          <w:p>
-            <w:pPr>
-              <w:spacing w:after="80"/>
-            </w:pPr>
-            <w:r>
-              <w:rPr>
-                <w:b/>
-                <w:sz w:val="21"/>
-              </w:rPr>
               <w:t>Que dirais-tu à un client dont une ligne de commande part en reliquat ?</w:t>
-            </w:r>
-          </w:p>
-          <w:p>
-            <w:pPr>
-              <w:spacing w:before="0" w:after="80"/>
-            </w:pPr>
-            <w:r>
-              <w:rPr>
-                <w:sz w:val="22"/>
-              </w:rPr>
-            </w:r>
-          </w:p>
-          <w:p>
-            <w:pPr>
-              <w:spacing w:before="0" w:after="80"/>
-            </w:pPr>
-            <w:r>
-              <w:rPr>
-                <w:sz w:val="22"/>
-              </w:rPr>
-            </w:r>
-          </w:p>
-          <w:p>
-            <w:pPr>
-              <w:spacing w:before="0" w:after="80"/>
-            </w:pPr>
-            <w:r>
-              <w:rPr>
-                <w:sz w:val="22"/>
-              </w:rPr>
-            </w:r>
-          </w:p>
-          <w:p>
-            <w:pPr>
-              <w:spacing w:before="0" w:after="80"/>
-            </w:pPr>
-            <w:r>
-              <w:rPr>
-                <w:sz w:val="22"/>
-              </w:rPr>
-            </w:r>
-          </w:p>
-        </w:tc>
-      </w:tr>
-      <w:tr>
-        <w:trPr>
-          <w:cantSplit/>
-          <w:trHeight w:val="2438"/>
-        </w:trPr>
-        <w:tc>
-          <w:tcPr>
-            <w:tcW w:type="dxa" w:w="10086"/>
-            <w:shd w:fill="FAFAFA"/>
-          </w:tcPr>
-          <w:p>
-            <w:pPr>
-              <w:spacing w:after="80"/>
-            </w:pPr>
-            <w:r>
-              <w:rPr>
-                <w:b/>
-                <w:sz w:val="21"/>
-              </w:rPr>
-              <w:t>Pourquoi relever le stock réel avant de préparer, plutôt que se fier à la quantité commandée ?</w:t>
             </w:r>
           </w:p>
           <w:p>
@@ -5118,7 +5072,7 @@
         <w:rPr>
           <w:sz w:val="22"/>
         </w:rPr>
-        <w:t>Si la quantité calculée à l'étape 1 est inférieure à ce minimum, trouve une autre référence du même fournisseur qui a besoin d'être réapprovisionnée (regarde son stock par rapport à son seuil) et calcule, de la même façon, la quantité pour l'amener à son propre stock maximum.</w:t>
+        <w:t>Si la quantité du point 2 est inférieure à ce minimum, cherche une autre référence du même fournisseur dont le stock est sous son seuil.</w:t>
       </w:r>
     </w:p>
     <w:p>
@@ -5139,6 +5093,27 @@
         <w:rPr>
           <w:sz w:val="22"/>
         </w:rPr>
+        <w:t>Calcule, de la même façon, la quantité qui l'amène à son stock maximum.</w:t>
+      </w:r>
+    </w:p>
+    <w:p>
+      <w:pPr>
+        <w:keepNext/>
+        <w:spacing w:after="80"/>
+        <w:ind w:left="454" w:hanging="454"/>
+      </w:pPr>
+      <w:r>
+        <w:rPr>
+          <w:b/>
+          <w:color w:val="111111"/>
+          <w:sz w:val="22"/>
+        </w:rPr>
+        <w:t xml:space="preserve">6.  </w:t>
+      </w:r>
+      <w:r>
+        <w:rPr>
+          <w:sz w:val="22"/>
+        </w:rPr>
         <w:t>Dans Messagerie, clique sur « Nouveau message », choisis ce fournisseur comme destinataire, et écris un message précisant chaque référence et la quantité correspondante.</w:t>
       </w:r>
     </w:p>
@@ -5153,7 +5128,7 @@
           <w:color w:val="111111"/>
           <w:sz w:val="22"/>
         </w:rPr>
-        <w:t xml:space="preserve">6.  </w:t>
+        <w:t xml:space="preserve">7.  </w:t>
       </w:r>
       <w:r>
         <w:rPr>
@@ -5425,6 +5400,7 @@
           </w:tcPr>
           <w:p>
             <w:pPr>
+              <w:pageBreakBefore/>
               <w:spacing w:after="80"/>
             </w:pPr>
             <w:r>
@@ -5662,6 +5638,7 @@
     </w:tbl>
     <w:p>
       <w:pPr>
+        <w:keepNext/>
         <w:spacing w:after="0" w:line="60" w:lineRule="exact"/>
       </w:pPr>
       <w:r>
@@ -5691,7 +5668,6 @@
           <w:p>
             <w:pPr>
               <w:keepNext/>
-              <w:pageBreakBefore/>
               <w:spacing w:after="60"/>
             </w:pPr>
             <w:r>
@@ -5765,134 +5741,6 @@
       <w:tblGrid>
         <w:gridCol w:w="10086"/>
       </w:tblGrid>
-      <w:tr>
-        <w:trPr>
-          <w:cantSplit/>
-          <w:trHeight w:val="2438"/>
-        </w:trPr>
-        <w:tc>
-          <w:tcPr>
-            <w:tcW w:type="dxa" w:w="10086"/>
-            <w:shd w:fill="FAFAFA"/>
-          </w:tcPr>
-          <w:p>
-            <w:pPr>
-              <w:spacing w:after="80"/>
-            </w:pPr>
-            <w:r>
-              <w:rPr>
-                <w:b/>
-                <w:sz w:val="21"/>
-              </w:rPr>
-              <w:t>Pourquoi une entreprise se fixe-t-elle un stock maximum, et pas seulement un seuil d'alerte ?</w:t>
-            </w:r>
-          </w:p>
-          <w:p>
-            <w:pPr>
-              <w:spacing w:before="0" w:after="80"/>
-            </w:pPr>
-            <w:r>
-              <w:rPr>
-                <w:sz w:val="22"/>
-              </w:rPr>
-            </w:r>
-          </w:p>
-          <w:p>
-            <w:pPr>
-              <w:spacing w:before="0" w:after="80"/>
-            </w:pPr>
-            <w:r>
-              <w:rPr>
-                <w:sz w:val="22"/>
-              </w:rPr>
-            </w:r>
-          </w:p>
-          <w:p>
-            <w:pPr>
-              <w:spacing w:before="0" w:after="80"/>
-            </w:pPr>
-            <w:r>
-              <w:rPr>
-                <w:sz w:val="22"/>
-              </w:rPr>
-            </w:r>
-          </w:p>
-          <w:p>
-            <w:pPr>
-              <w:spacing w:before="0" w:after="80"/>
-            </w:pPr>
-            <w:r>
-              <w:rPr>
-                <w:sz w:val="22"/>
-              </w:rPr>
-            </w:r>
-          </w:p>
-        </w:tc>
-      </w:tr>
-      <w:tr>
-        <w:trPr>
-          <w:cantSplit/>
-          <w:trHeight w:val="2438"/>
-        </w:trPr>
-        <w:tc>
-          <w:tcPr>
-            <w:tcW w:type="dxa" w:w="10086"/>
-            <w:shd w:fill="FAFAFA"/>
-          </w:tcPr>
-          <w:p>
-            <w:pPr>
-              <w:spacing w:after="80"/>
-            </w:pPr>
-            <w:r>
-              <w:rPr>
-                <w:b/>
-                <w:sz w:val="21"/>
-              </w:rPr>
-              <w:t>Pourquoi un fournisseur impose-t-il un minimum de commande ?</w:t>
-            </w:r>
-          </w:p>
-          <w:p>
-            <w:pPr>
-              <w:spacing w:before="0" w:after="80"/>
-            </w:pPr>
-            <w:r>
-              <w:rPr>
-                <w:sz w:val="22"/>
-              </w:rPr>
-            </w:r>
-          </w:p>
-          <w:p>
-            <w:pPr>
-              <w:spacing w:before="0" w:after="80"/>
-            </w:pPr>
-            <w:r>
-              <w:rPr>
-                <w:sz w:val="22"/>
-              </w:rPr>
-            </w:r>
-          </w:p>
-          <w:p>
-            <w:pPr>
-              <w:spacing w:before="0" w:after="80"/>
-            </w:pPr>
-            <w:r>
-              <w:rPr>
-                <w:sz w:val="22"/>
-              </w:rPr>
-            </w:r>
-          </w:p>
-          <w:p>
-            <w:pPr>
-              <w:spacing w:before="0" w:after="80"/>
-            </w:pPr>
-            <w:r>
-              <w:rPr>
-                <w:sz w:val="22"/>
-              </w:rPr>
-            </w:r>
-          </w:p>
-        </w:tc>
-      </w:tr>
       <w:tr>
         <w:trPr>
           <w:cantSplit/>
@@ -6015,7 +5863,1273 @@
         <w:spacing w:after="40"/>
       </w:pPr>
     </w:p>
+    <w:p>
+      <w:pPr>
+        <w:sectPr>
+          <w:pgSz w:w="12240" w:h="15840"/>
+          <w:pgMar w:top="680" w:right="1077" w:bottom="737" w:left="1077" w:header="720" w:footer="720" w:gutter="0"/>
+          <w:cols w:space="720"/>
+          <w:docGrid w:linePitch="360"/>
+        </w:sectPr>
+      </w:pPr>
+    </w:p>
+    <w:p>
+      <w:pPr>
+        <w:spacing w:after="40"/>
+      </w:pPr>
+      <w:r>
+        <w:rPr>
+          <w:color w:val="595959"/>
+          <w:sz w:val="18"/>
+        </w:rPr>
+        <w:t>✂  Feuille à détacher et à ranger dans ton classeur</w:t>
+      </w:r>
+    </w:p>
+    <w:p>
+      <w:pPr>
+        <w:spacing w:after="40"/>
+      </w:pPr>
+      <w:r>
+        <w:rPr>
+          <w:b/>
+          <w:color w:val="111111"/>
+          <w:sz w:val="32"/>
+        </w:rPr>
+        <w:t>ENT-1.2 — Le cours : préparer une commande et réapprovisionner</w:t>
+      </w:r>
+    </w:p>
+    <w:p>
+      <w:pPr>
+        <w:keepNext/>
+        <w:spacing w:after="160"/>
+      </w:pPr>
+      <w:r>
+        <w:rPr>
+          <w:color w:val="595959"/>
+          <w:sz w:val="20"/>
+        </w:rPr>
+        <w:t>Compétence C2.2 — Optimiser les préparations de commandes en fonction des demandes        Nom : ………………………………        Classe : …………</w:t>
+      </w:r>
+    </w:p>
+    <w:tbl>
+      <w:tblPr>
+        <w:tblStyle w:val="TableGrid"/>
+        <w:tblW w:type="auto" w:w="0"/>
+        <w:jc w:val="left"/>
+        <w:tblLook w:firstColumn="1" w:firstRow="1" w:lastColumn="0" w:lastRow="0" w:noHBand="0" w:noVBand="1" w:val="04A0"/>
+      </w:tblPr>
+      <w:tblGrid>
+        <w:gridCol w:w="10086"/>
+      </w:tblGrid>
+      <w:tr>
+        <w:tc>
+          <w:tcPr>
+            <w:tcW w:type="dxa" w:w="10086"/>
+            <w:shd w:fill="F2F2F2"/>
+          </w:tcPr>
+          <w:p>
+            <w:pPr>
+              <w:spacing w:after="0"/>
+            </w:pPr>
+            <w:r>
+              <w:rPr>
+                <w:b/>
+                <w:color w:val="111111"/>
+                <w:sz w:val="20"/>
+              </w:rPr>
+              <w:t xml:space="preserve">Banque de mots : </w:t>
+            </w:r>
+            <w:r>
+              <w:rPr>
+                <w:sz w:val="20"/>
+              </w:rPr>
+              <w:t>accepte   ·   affiche   ·   arrivée   ·   chiffres   ·   emplacements   ·   entrée   ·   quantité   ·   rangée   ·   remonter   ·   réel   ·   sortir   ·   vend</w:t>
+            </w:r>
+          </w:p>
+        </w:tc>
+      </w:tr>
+    </w:tbl>
+    <w:p>
+      <w:pPr>
+        <w:spacing w:after="40"/>
+      </w:pPr>
+    </w:p>
+    <w:p>
+      <w:pPr>
+        <w:keepNext/>
+        <w:spacing w:before="240" w:after="80"/>
+      </w:pPr>
+      <w:r>
+        <w:rPr>
+          <w:b/>
+          <w:color w:val="111111"/>
+          <w:sz w:val="23"/>
+        </w:rPr>
+        <w:t>L'essentiel</w:t>
+      </w:r>
+    </w:p>
+    <w:p>
+      <w:pPr>
+        <w:spacing w:after="140"/>
+        <w:ind w:left="340" w:hanging="340"/>
+      </w:pPr>
+      <w:r>
+        <w:rPr>
+          <w:b/>
+        </w:rPr>
+        <w:t xml:space="preserve">1.  </w:t>
+      </w:r>
+      <w:r>
+        <w:rPr>
+          <w:sz w:val="22"/>
+        </w:rPr>
+        <w:t>Avant de préparer, on relève le stock ………………… de chaque ligne.</w:t>
+      </w:r>
+    </w:p>
+    <w:p>
+      <w:pPr>
+        <w:spacing w:after="140"/>
+        <w:ind w:left="340" w:hanging="340"/>
+      </w:pPr>
+      <w:r>
+        <w:rPr>
+          <w:b/>
+        </w:rPr>
+        <w:t xml:space="preserve">2.  </w:t>
+      </w:r>
+      <w:r>
+        <w:rPr>
+          <w:sz w:val="22"/>
+        </w:rPr>
+        <w:t>On prélève les articles dans l'ordre des ………………… pour parcourir moins de chemin.</w:t>
+      </w:r>
+    </w:p>
+    <w:p>
+      <w:pPr>
+        <w:spacing w:after="140"/>
+        <w:ind w:left="340" w:hanging="340"/>
+      </w:pPr>
+      <w:r>
+        <w:rPr>
+          <w:b/>
+        </w:rPr>
+        <w:t xml:space="preserve">3.  </w:t>
+      </w:r>
+      <w:r>
+        <w:rPr>
+          <w:sz w:val="22"/>
+        </w:rPr>
+        <w:t>Une réponse à un client donne l'information demandée en ………………….</w:t>
+      </w:r>
+    </w:p>
+    <w:p>
+      <w:pPr>
+        <w:spacing w:after="140"/>
+        <w:ind w:left="340" w:hanging="340"/>
+      </w:pPr>
+      <w:r>
+        <w:rPr>
+          <w:b/>
+        </w:rPr>
+        <w:t xml:space="preserve">4.  </w:t>
+      </w:r>
+      <w:r>
+        <w:rPr>
+          <w:sz w:val="22"/>
+        </w:rPr>
+        <w:t>Une commande au fournisseur précise chaque référence et sa ………………….</w:t>
+      </w:r>
+    </w:p>
+    <w:p>
+      <w:pPr>
+        <w:keepNext/>
+        <w:spacing w:before="240" w:after="80"/>
+      </w:pPr>
+      <w:r>
+        <w:rPr>
+          <w:b/>
+          <w:color w:val="111111"/>
+          <w:sz w:val="23"/>
+        </w:rPr>
+        <w:t>Lexique</w:t>
+      </w:r>
+    </w:p>
+    <w:tbl>
+      <w:tblPr>
+        <w:tblStyle w:val="TableGrid"/>
+        <w:tblW w:type="auto" w:w="0"/>
+        <w:tblLayout w:type="fixed"/>
+        <w:tblLook w:firstColumn="1" w:firstRow="1" w:lastColumn="0" w:lastRow="0" w:noHBand="0" w:noVBand="1" w:val="04A0"/>
+      </w:tblPr>
+      <w:tblGrid>
+        <w:gridCol w:w="2494"/>
+        <w:gridCol w:w="7143"/>
+      </w:tblGrid>
+      <w:tr>
+        <w:tc>
+          <w:tcPr>
+            <w:tcW w:type="dxa" w:w="2494"/>
+            <w:shd w:fill="E8E8E8"/>
+          </w:tcPr>
+          <w:p>
+            <w:pPr>
+              <w:keepNext/>
+              <w:spacing w:after="0"/>
+            </w:pPr>
+            <w:r>
+              <w:rPr>
+                <w:b/>
+                <w:color w:val="111111"/>
+                <w:sz w:val="20"/>
+              </w:rPr>
+              <w:t>Mot</w:t>
+            </w:r>
+          </w:p>
+        </w:tc>
+        <w:tc>
+          <w:tcPr>
+            <w:tcW w:type="dxa" w:w="7143"/>
+            <w:shd w:fill="E8E8E8"/>
+          </w:tcPr>
+          <w:p>
+            <w:pPr>
+              <w:keepNext/>
+              <w:spacing w:after="0"/>
+            </w:pPr>
+            <w:r>
+              <w:rPr>
+                <w:b/>
+                <w:color w:val="111111"/>
+                <w:sz w:val="20"/>
+              </w:rPr>
+              <w:t>Définition (complète avec la banque de mots)</w:t>
+            </w:r>
+          </w:p>
+        </w:tc>
+      </w:tr>
+      <w:tr>
+        <w:trPr>
+          <w:trHeight w:val="595"/>
+        </w:trPr>
+        <w:tc>
+          <w:tcPr>
+            <w:tcW w:type="dxa" w:w="2494"/>
+          </w:tcPr>
+          <w:p>
+            <w:pPr>
+              <w:spacing w:after="0"/>
+            </w:pPr>
+            <w:r>
+              <w:rPr>
+                <w:sz w:val="20"/>
+              </w:rPr>
+              <w:t>Bon de préparation (BP)</w:t>
+            </w:r>
+          </w:p>
+        </w:tc>
+        <w:tc>
+          <w:tcPr>
+            <w:tcW w:type="dxa" w:w="7143"/>
+          </w:tcPr>
+          <w:p>
+            <w:pPr>
+              <w:spacing w:after="0"/>
+            </w:pPr>
+            <w:r>
+              <w:rPr>
+                <w:sz w:val="20"/>
+              </w:rPr>
+              <w:t>liste des articles à ………………… du rayon pour une commande client.</w:t>
+            </w:r>
+          </w:p>
+        </w:tc>
+      </w:tr>
+      <w:tr>
+        <w:trPr>
+          <w:trHeight w:val="595"/>
+        </w:trPr>
+        <w:tc>
+          <w:tcPr>
+            <w:tcW w:type="dxa" w:w="2494"/>
+          </w:tcPr>
+          <w:p>
+            <w:pPr>
+              <w:spacing w:after="0"/>
+            </w:pPr>
+            <w:r>
+              <w:rPr>
+                <w:sz w:val="20"/>
+              </w:rPr>
+              <w:t>Emplacement de stockage</w:t>
+            </w:r>
+          </w:p>
+        </w:tc>
+        <w:tc>
+          <w:tcPr>
+            <w:tcW w:type="dxa" w:w="7143"/>
+          </w:tcPr>
+          <w:p>
+            <w:pPr>
+              <w:spacing w:after="0"/>
+            </w:pPr>
+            <w:r>
+              <w:rPr>
+                <w:sz w:val="20"/>
+              </w:rPr>
+              <w:t>adresse précise où une référence est ………………… dans l'entrepôt.</w:t>
+            </w:r>
+          </w:p>
+        </w:tc>
+      </w:tr>
+      <w:tr>
+        <w:trPr>
+          <w:trHeight w:val="595"/>
+        </w:trPr>
+        <w:tc>
+          <w:tcPr>
+            <w:tcW w:type="dxa" w:w="2494"/>
+          </w:tcPr>
+          <w:p>
+            <w:pPr>
+              <w:spacing w:after="0"/>
+            </w:pPr>
+            <w:r>
+              <w:rPr>
+                <w:sz w:val="20"/>
+              </w:rPr>
+              <w:t>Minimum de commande</w:t>
+            </w:r>
+          </w:p>
+        </w:tc>
+        <w:tc>
+          <w:tcPr>
+            <w:tcW w:type="dxa" w:w="7143"/>
+          </w:tcPr>
+          <w:p>
+            <w:pPr>
+              <w:spacing w:after="0"/>
+            </w:pPr>
+            <w:r>
+              <w:rPr>
+                <w:sz w:val="20"/>
+              </w:rPr>
+              <w:t>plus petite quantité que le fournisseur ………………… de livrer.</w:t>
+            </w:r>
+          </w:p>
+        </w:tc>
+      </w:tr>
+      <w:tr>
+        <w:trPr>
+          <w:trHeight w:val="595"/>
+        </w:trPr>
+        <w:tc>
+          <w:tcPr>
+            <w:tcW w:type="dxa" w:w="2494"/>
+          </w:tcPr>
+          <w:p>
+            <w:pPr>
+              <w:spacing w:after="0"/>
+            </w:pPr>
+            <w:r>
+              <w:rPr>
+                <w:sz w:val="20"/>
+              </w:rPr>
+              <w:t>Délai de livraison</w:t>
+            </w:r>
+          </w:p>
+        </w:tc>
+        <w:tc>
+          <w:tcPr>
+            <w:tcW w:type="dxa" w:w="7143"/>
+          </w:tcPr>
+          <w:p>
+            <w:pPr>
+              <w:spacing w:after="0"/>
+            </w:pPr>
+            <w:r>
+              <w:rPr>
+                <w:sz w:val="20"/>
+              </w:rPr>
+              <w:t>temps entre la commande au fournisseur et l'………………… de la marchandise.</w:t>
+            </w:r>
+          </w:p>
+        </w:tc>
+      </w:tr>
+      <w:tr>
+        <w:trPr>
+          <w:trHeight w:val="595"/>
+        </w:trPr>
+        <w:tc>
+          <w:tcPr>
+            <w:tcW w:type="dxa" w:w="2494"/>
+          </w:tcPr>
+          <w:p>
+            <w:pPr>
+              <w:spacing w:after="0"/>
+            </w:pPr>
+            <w:r>
+              <w:rPr>
+                <w:sz w:val="20"/>
+              </w:rPr>
+              <w:t>Réapprovisionner</w:t>
+            </w:r>
+          </w:p>
+        </w:tc>
+        <w:tc>
+          <w:tcPr>
+            <w:tcW w:type="dxa" w:w="7143"/>
+          </w:tcPr>
+          <w:p>
+            <w:pPr>
+              <w:spacing w:after="0"/>
+            </w:pPr>
+            <w:r>
+              <w:rPr>
+                <w:sz w:val="20"/>
+              </w:rPr>
+              <w:t>commander au fournisseur pour ………………… le stock d'une référence.</w:t>
+            </w:r>
+          </w:p>
+        </w:tc>
+      </w:tr>
+      <w:tr>
+        <w:trPr>
+          <w:trHeight w:val="595"/>
+        </w:trPr>
+        <w:tc>
+          <w:tcPr>
+            <w:tcW w:type="dxa" w:w="2494"/>
+          </w:tcPr>
+          <w:p>
+            <w:pPr>
+              <w:spacing w:after="0"/>
+            </w:pPr>
+            <w:r>
+              <w:rPr>
+                <w:sz w:val="20"/>
+              </w:rPr>
+              <w:t>Fournisseur</w:t>
+            </w:r>
+          </w:p>
+        </w:tc>
+        <w:tc>
+          <w:tcPr>
+            <w:tcW w:type="dxa" w:w="7143"/>
+          </w:tcPr>
+          <w:p>
+            <w:pPr>
+              <w:spacing w:after="0"/>
+            </w:pPr>
+            <w:r>
+              <w:rPr>
+                <w:sz w:val="20"/>
+              </w:rPr>
+              <w:t>entreprise qui ………………… la marchandise à son client.</w:t>
+            </w:r>
+          </w:p>
+        </w:tc>
+      </w:tr>
+      <w:tr>
+        <w:trPr>
+          <w:trHeight w:val="595"/>
+        </w:trPr>
+        <w:tc>
+          <w:tcPr>
+            <w:tcW w:type="dxa" w:w="2494"/>
+          </w:tcPr>
+          <w:p>
+            <w:pPr>
+              <w:spacing w:after="0"/>
+            </w:pPr>
+            <w:r>
+              <w:rPr>
+                <w:sz w:val="20"/>
+              </w:rPr>
+              <w:t>Mouvement de stock</w:t>
+            </w:r>
+          </w:p>
+        </w:tc>
+        <w:tc>
+          <w:tcPr>
+            <w:tcW w:type="dxa" w:w="7143"/>
+          </w:tcPr>
+          <w:p>
+            <w:pPr>
+              <w:spacing w:after="0"/>
+            </w:pPr>
+            <w:r>
+              <w:rPr>
+                <w:sz w:val="20"/>
+              </w:rPr>
+              <w:t>toute ………………… ou sortie d'articles, enregistrée par le système.</w:t>
+            </w:r>
+          </w:p>
+        </w:tc>
+      </w:tr>
+      <w:tr>
+        <w:trPr>
+          <w:trHeight w:val="595"/>
+        </w:trPr>
+        <w:tc>
+          <w:tcPr>
+            <w:tcW w:type="dxa" w:w="2494"/>
+          </w:tcPr>
+          <w:p>
+            <w:pPr>
+              <w:spacing w:after="0"/>
+            </w:pPr>
+            <w:r>
+              <w:rPr>
+                <w:sz w:val="20"/>
+              </w:rPr>
+              <w:t>Stock du système</w:t>
+            </w:r>
+          </w:p>
+        </w:tc>
+        <w:tc>
+          <w:tcPr>
+            <w:tcW w:type="dxa" w:w="7143"/>
+          </w:tcPr>
+          <w:p>
+            <w:pPr>
+              <w:spacing w:after="0"/>
+            </w:pPr>
+            <w:r>
+              <w:rPr>
+                <w:sz w:val="20"/>
+              </w:rPr>
+              <w:t>le stock qu'………………… le logiciel, calculé à partir des mouvements enregistrés.</w:t>
+            </w:r>
+          </w:p>
+        </w:tc>
+      </w:tr>
+    </w:tbl>
+    <w:p>
+      <w:pPr>
+        <w:spacing w:after="40"/>
+      </w:pPr>
+    </w:p>
+    <w:p>
+      <w:pPr>
+        <w:pageBreakBefore/>
+        <w:spacing w:after="40"/>
+      </w:pPr>
+      <w:r>
+        <w:rPr>
+          <w:rFonts w:ascii="Consolas" w:hAnsi="Consolas"/>
+          <w:b/>
+          <w:color w:val="595959"/>
+          <w:sz w:val="19"/>
+        </w:rPr>
+        <w:t>À la maison — pour aller plus loin</w:t>
+      </w:r>
+    </w:p>
+    <w:p>
+      <w:pPr>
+        <w:spacing w:after="120"/>
+      </w:pPr>
+      <w:r>
+        <w:rPr>
+          <w:b/>
+          <w:color w:val="111111"/>
+          <w:sz w:val="30"/>
+        </w:rPr>
+        <w:t>Réapprovisionner le fournisseur Kicks</w:t>
+      </w:r>
+    </w:p>
+    <w:p>
+      <w:pPr>
+        <w:keepNext/>
+        <w:spacing w:before="0" w:after="80"/>
+      </w:pPr>
+      <w:r>
+        <w:rPr>
+          <w:b w:val="0"/>
+          <w:color w:val="1A1A1A"/>
+          <w:sz w:val="22"/>
+        </w:rPr>
+        <w:t>Kicks (fournisseur inventé pour l'exercice) impose un minimum de commande de 20 paires. On commande les références dont le stock est sous le seuil, pour les amener à leur stock maximum.</w:t>
+      </w:r>
+    </w:p>
+    <w:tbl>
+      <w:tblPr>
+        <w:tblStyle w:val="TableGrid"/>
+        <w:tblW w:type="auto" w:w="0"/>
+        <w:tblLayout w:type="fixed"/>
+        <w:tblLook w:firstColumn="1" w:firstRow="1" w:lastColumn="0" w:lastRow="0" w:noHBand="0" w:noVBand="1" w:val="04A0"/>
+      </w:tblPr>
+      <w:tblGrid>
+        <w:gridCol w:w="1587"/>
+        <w:gridCol w:w="1134"/>
+        <w:gridCol w:w="1134"/>
+        <w:gridCol w:w="1701"/>
+        <w:gridCol w:w="1814"/>
+        <w:gridCol w:w="2268"/>
+      </w:tblGrid>
+      <w:tr>
+        <w:tc>
+          <w:tcPr>
+            <w:tcW w:type="dxa" w:w="1587"/>
+            <w:shd w:fill="E8E8E8"/>
+          </w:tcPr>
+          <w:p>
+            <w:pPr>
+              <w:keepNext/>
+              <w:spacing w:after="0"/>
+            </w:pPr>
+            <w:r>
+              <w:rPr>
+                <w:b/>
+                <w:color w:val="111111"/>
+                <w:sz w:val="20"/>
+              </w:rPr>
+              <w:t>Référence</w:t>
+            </w:r>
+          </w:p>
+        </w:tc>
+        <w:tc>
+          <w:tcPr>
+            <w:tcW w:type="dxa" w:w="1134"/>
+            <w:shd w:fill="E8E8E8"/>
+          </w:tcPr>
+          <w:p>
+            <w:pPr>
+              <w:keepNext/>
+              <w:spacing w:after="0"/>
+            </w:pPr>
+            <w:r>
+              <w:rPr>
+                <w:b/>
+                <w:color w:val="111111"/>
+                <w:sz w:val="20"/>
+              </w:rPr>
+              <w:t>Stock</w:t>
+            </w:r>
+          </w:p>
+        </w:tc>
+        <w:tc>
+          <w:tcPr>
+            <w:tcW w:type="dxa" w:w="1134"/>
+            <w:shd w:fill="E8E8E8"/>
+          </w:tcPr>
+          <w:p>
+            <w:pPr>
+              <w:keepNext/>
+              <w:spacing w:after="0"/>
+            </w:pPr>
+            <w:r>
+              <w:rPr>
+                <w:b/>
+                <w:color w:val="111111"/>
+                <w:sz w:val="20"/>
+              </w:rPr>
+              <w:t>Seuil</w:t>
+            </w:r>
+          </w:p>
+        </w:tc>
+        <w:tc>
+          <w:tcPr>
+            <w:tcW w:type="dxa" w:w="1701"/>
+            <w:shd w:fill="E8E8E8"/>
+          </w:tcPr>
+          <w:p>
+            <w:pPr>
+              <w:keepNext/>
+              <w:spacing w:after="0"/>
+            </w:pPr>
+            <w:r>
+              <w:rPr>
+                <w:b/>
+                <w:color w:val="111111"/>
+                <w:sz w:val="20"/>
+              </w:rPr>
+              <w:t>Stock maximum</w:t>
+            </w:r>
+          </w:p>
+        </w:tc>
+        <w:tc>
+          <w:tcPr>
+            <w:tcW w:type="dxa" w:w="1814"/>
+            <w:shd w:fill="E8E8E8"/>
+          </w:tcPr>
+          <w:p>
+            <w:pPr>
+              <w:keepNext/>
+              <w:spacing w:after="0"/>
+            </w:pPr>
+            <w:r>
+              <w:rPr>
+                <w:b/>
+                <w:color w:val="111111"/>
+                <w:sz w:val="20"/>
+              </w:rPr>
+              <w:t>Sous le seuil ?</w:t>
+            </w:r>
+          </w:p>
+        </w:tc>
+        <w:tc>
+          <w:tcPr>
+            <w:tcW w:type="dxa" w:w="2268"/>
+            <w:shd w:fill="E8E8E8"/>
+          </w:tcPr>
+          <w:p>
+            <w:pPr>
+              <w:keepNext/>
+              <w:spacing w:after="0"/>
+            </w:pPr>
+            <w:r>
+              <w:rPr>
+                <w:b/>
+                <w:color w:val="111111"/>
+                <w:sz w:val="20"/>
+              </w:rPr>
+              <w:t>À commander</w:t>
+            </w:r>
+          </w:p>
+        </w:tc>
+      </w:tr>
+      <w:tr>
+        <w:trPr>
+          <w:trHeight w:val="567"/>
+        </w:trPr>
+        <w:tc>
+          <w:tcPr>
+            <w:tcW w:type="dxa" w:w="1587"/>
+          </w:tcPr>
+          <w:p>
+            <w:pPr>
+              <w:spacing w:after="0"/>
+            </w:pPr>
+            <w:r>
+              <w:rPr>
+                <w:sz w:val="20"/>
+              </w:rPr>
+              <w:t>KX-01</w:t>
+            </w:r>
+          </w:p>
+        </w:tc>
+        <w:tc>
+          <w:tcPr>
+            <w:tcW w:type="dxa" w:w="1134"/>
+          </w:tcPr>
+          <w:p>
+            <w:pPr>
+              <w:spacing w:after="0"/>
+            </w:pPr>
+            <w:r>
+              <w:rPr>
+                <w:sz w:val="20"/>
+              </w:rPr>
+              <w:t>2</w:t>
+            </w:r>
+          </w:p>
+        </w:tc>
+        <w:tc>
+          <w:tcPr>
+            <w:tcW w:type="dxa" w:w="1134"/>
+          </w:tcPr>
+          <w:p>
+            <w:pPr>
+              <w:spacing w:after="0"/>
+            </w:pPr>
+            <w:r>
+              <w:rPr>
+                <w:sz w:val="20"/>
+              </w:rPr>
+              <w:t>5</w:t>
+            </w:r>
+          </w:p>
+        </w:tc>
+        <w:tc>
+          <w:tcPr>
+            <w:tcW w:type="dxa" w:w="1701"/>
+          </w:tcPr>
+          <w:p>
+            <w:pPr>
+              <w:spacing w:after="0"/>
+            </w:pPr>
+            <w:r>
+              <w:rPr>
+                <w:sz w:val="20"/>
+              </w:rPr>
+              <w:t>15</w:t>
+            </w:r>
+          </w:p>
+        </w:tc>
+        <w:tc>
+          <w:tcPr>
+            <w:tcW w:type="dxa" w:w="1814"/>
+          </w:tcPr>
+          <w:p/>
+        </w:tc>
+        <w:tc>
+          <w:tcPr>
+            <w:tcW w:type="dxa" w:w="2268"/>
+          </w:tcPr>
+          <w:p/>
+        </w:tc>
+      </w:tr>
+      <w:tr>
+        <w:trPr>
+          <w:trHeight w:val="567"/>
+        </w:trPr>
+        <w:tc>
+          <w:tcPr>
+            <w:tcW w:type="dxa" w:w="1587"/>
+          </w:tcPr>
+          <w:p>
+            <w:pPr>
+              <w:spacing w:after="0"/>
+            </w:pPr>
+            <w:r>
+              <w:rPr>
+                <w:sz w:val="20"/>
+              </w:rPr>
+              <w:t>KX-02</w:t>
+            </w:r>
+          </w:p>
+        </w:tc>
+        <w:tc>
+          <w:tcPr>
+            <w:tcW w:type="dxa" w:w="1134"/>
+          </w:tcPr>
+          <w:p>
+            <w:pPr>
+              <w:spacing w:after="0"/>
+            </w:pPr>
+            <w:r>
+              <w:rPr>
+                <w:sz w:val="20"/>
+              </w:rPr>
+              <w:t>8</w:t>
+            </w:r>
+          </w:p>
+        </w:tc>
+        <w:tc>
+          <w:tcPr>
+            <w:tcW w:type="dxa" w:w="1134"/>
+          </w:tcPr>
+          <w:p>
+            <w:pPr>
+              <w:spacing w:after="0"/>
+            </w:pPr>
+            <w:r>
+              <w:rPr>
+                <w:sz w:val="20"/>
+              </w:rPr>
+              <w:t>6</w:t>
+            </w:r>
+          </w:p>
+        </w:tc>
+        <w:tc>
+          <w:tcPr>
+            <w:tcW w:type="dxa" w:w="1701"/>
+          </w:tcPr>
+          <w:p>
+            <w:pPr>
+              <w:spacing w:after="0"/>
+            </w:pPr>
+            <w:r>
+              <w:rPr>
+                <w:sz w:val="20"/>
+              </w:rPr>
+              <w:t>14</w:t>
+            </w:r>
+          </w:p>
+        </w:tc>
+        <w:tc>
+          <w:tcPr>
+            <w:tcW w:type="dxa" w:w="1814"/>
+          </w:tcPr>
+          <w:p/>
+        </w:tc>
+        <w:tc>
+          <w:tcPr>
+            <w:tcW w:type="dxa" w:w="2268"/>
+          </w:tcPr>
+          <w:p/>
+        </w:tc>
+      </w:tr>
+      <w:tr>
+        <w:trPr>
+          <w:trHeight w:val="567"/>
+        </w:trPr>
+        <w:tc>
+          <w:tcPr>
+            <w:tcW w:type="dxa" w:w="1587"/>
+          </w:tcPr>
+          <w:p>
+            <w:pPr>
+              <w:spacing w:after="0"/>
+            </w:pPr>
+            <w:r>
+              <w:rPr>
+                <w:sz w:val="20"/>
+              </w:rPr>
+              <w:t>KX-03</w:t>
+            </w:r>
+          </w:p>
+        </w:tc>
+        <w:tc>
+          <w:tcPr>
+            <w:tcW w:type="dxa" w:w="1134"/>
+          </w:tcPr>
+          <w:p>
+            <w:pPr>
+              <w:spacing w:after="0"/>
+            </w:pPr>
+            <w:r>
+              <w:rPr>
+                <w:sz w:val="20"/>
+              </w:rPr>
+              <w:t>3</w:t>
+            </w:r>
+          </w:p>
+        </w:tc>
+        <w:tc>
+          <w:tcPr>
+            <w:tcW w:type="dxa" w:w="1134"/>
+          </w:tcPr>
+          <w:p>
+            <w:pPr>
+              <w:spacing w:after="0"/>
+            </w:pPr>
+            <w:r>
+              <w:rPr>
+                <w:sz w:val="20"/>
+              </w:rPr>
+              <w:t>6</w:t>
+            </w:r>
+          </w:p>
+        </w:tc>
+        <w:tc>
+          <w:tcPr>
+            <w:tcW w:type="dxa" w:w="1701"/>
+          </w:tcPr>
+          <w:p>
+            <w:pPr>
+              <w:spacing w:after="0"/>
+            </w:pPr>
+            <w:r>
+              <w:rPr>
+                <w:sz w:val="20"/>
+              </w:rPr>
+              <w:t>12</w:t>
+            </w:r>
+          </w:p>
+        </w:tc>
+        <w:tc>
+          <w:tcPr>
+            <w:tcW w:type="dxa" w:w="1814"/>
+          </w:tcPr>
+          <w:p/>
+        </w:tc>
+        <w:tc>
+          <w:tcPr>
+            <w:tcW w:type="dxa" w:w="2268"/>
+          </w:tcPr>
+          <w:p/>
+        </w:tc>
+      </w:tr>
+    </w:tbl>
+    <w:p>
+      <w:pPr>
+        <w:keepNext/>
+        <w:spacing w:after="40"/>
+      </w:pPr>
+    </w:p>
+    <w:tbl>
+      <w:tblPr>
+        <w:tblStyle w:val="TableGrid"/>
+        <w:tblW w:type="auto" w:w="0"/>
+        <w:tblLayout w:type="fixed"/>
+        <w:tblLook w:firstColumn="1" w:firstRow="1" w:lastColumn="0" w:lastRow="0" w:noHBand="0" w:noVBand="1" w:val="04A0"/>
+      </w:tblPr>
+      <w:tblGrid>
+        <w:gridCol w:w="5896"/>
+        <w:gridCol w:w="3742"/>
+      </w:tblGrid>
+      <w:tr>
+        <w:tc>
+          <w:tcPr>
+            <w:tcW w:type="dxa" w:w="5896"/>
+            <w:shd w:fill="E8E8E8"/>
+          </w:tcPr>
+          <w:p>
+            <w:pPr>
+              <w:keepNext/>
+              <w:spacing w:after="0"/>
+            </w:pPr>
+            <w:r>
+              <w:rPr>
+                <w:b/>
+                <w:color w:val="111111"/>
+                <w:sz w:val="20"/>
+              </w:rPr>
+              <w:t>Question</w:t>
+            </w:r>
+          </w:p>
+        </w:tc>
+        <w:tc>
+          <w:tcPr>
+            <w:tcW w:type="dxa" w:w="3742"/>
+            <w:shd w:fill="E8E8E8"/>
+          </w:tcPr>
+          <w:p>
+            <w:pPr>
+              <w:keepNext/>
+              <w:spacing w:after="0"/>
+            </w:pPr>
+            <w:r>
+              <w:rPr>
+                <w:b/>
+                <w:color w:val="111111"/>
+                <w:sz w:val="20"/>
+              </w:rPr>
+              <w:t>Ta réponse</w:t>
+            </w:r>
+          </w:p>
+        </w:tc>
+      </w:tr>
+      <w:tr>
+        <w:trPr>
+          <w:trHeight w:val="510"/>
+          <w:cantSplit/>
+        </w:trPr>
+        <w:tc>
+          <w:tcPr>
+            <w:tcW w:type="dxa" w:w="5896"/>
+          </w:tcPr>
+          <w:p>
+            <w:pPr>
+              <w:spacing w:after="0"/>
+            </w:pPr>
+            <w:r>
+              <w:rPr>
+                <w:sz w:val="20"/>
+              </w:rPr>
+              <w:t>Total commandé</w:t>
+            </w:r>
+          </w:p>
+        </w:tc>
+        <w:tc>
+          <w:tcPr>
+            <w:tcW w:type="dxa" w:w="3742"/>
+          </w:tcPr>
+          <w:p/>
+        </w:tc>
+      </w:tr>
+      <w:tr>
+        <w:trPr>
+          <w:trHeight w:val="510"/>
+          <w:cantSplit/>
+        </w:trPr>
+        <w:tc>
+          <w:tcPr>
+            <w:tcW w:type="dxa" w:w="5896"/>
+          </w:tcPr>
+          <w:p>
+            <w:pPr>
+              <w:spacing w:after="0"/>
+            </w:pPr>
+            <w:r>
+              <w:rPr>
+                <w:sz w:val="20"/>
+              </w:rPr>
+              <w:t>Le minimum de commande est-il atteint ?</w:t>
+            </w:r>
+          </w:p>
+        </w:tc>
+        <w:tc>
+          <w:tcPr>
+            <w:tcW w:type="dxa" w:w="3742"/>
+          </w:tcPr>
+          <w:p/>
+        </w:tc>
+      </w:tr>
+    </w:tbl>
+    <w:p>
+      <w:pPr>
+        <w:keepNext/>
+        <w:spacing w:after="0" w:line="60" w:lineRule="exact"/>
+      </w:pPr>
+      <w:r>
+        <w:rPr>
+          <w:sz w:val="10"/>
+        </w:rPr>
+      </w:r>
+    </w:p>
+    <w:tbl>
+      <w:tblPr>
+        <w:tblStyle w:val="TableGrid"/>
+        <w:tblW w:type="auto" w:w="0"/>
+        <w:tblLook w:firstColumn="1" w:firstRow="1" w:lastColumn="0" w:lastRow="0" w:noHBand="0" w:noVBand="1" w:val="04A0"/>
+      </w:tblPr>
+      <w:tblGrid>
+        <w:gridCol w:w="10086"/>
+      </w:tblGrid>
+      <w:tr>
+        <w:trPr>
+          <w:cantSplit/>
+          <w:trHeight w:val="1474"/>
+        </w:trPr>
+        <w:tc>
+          <w:tcPr>
+            <w:tcW w:type="dxa" w:w="10086"/>
+            <w:shd w:fill="FAFAFA"/>
+          </w:tcPr>
+          <w:p>
+            <w:pPr>
+              <w:spacing w:after="80"/>
+            </w:pPr>
+            <w:r>
+              <w:rPr>
+                <w:b/>
+                <w:sz w:val="21"/>
+              </w:rPr>
+              <w:t>Écris ta commande au fournisseur, en deux lignes.</w:t>
+            </w:r>
+          </w:p>
+          <w:p>
+            <w:pPr>
+              <w:spacing w:before="0" w:after="80"/>
+            </w:pPr>
+            <w:r>
+              <w:rPr>
+                <w:sz w:val="22"/>
+              </w:rPr>
+            </w:r>
+          </w:p>
+          <w:p>
+            <w:pPr>
+              <w:spacing w:before="0" w:after="80"/>
+            </w:pPr>
+            <w:r>
+              <w:rPr>
+                <w:sz w:val="22"/>
+              </w:rPr>
+            </w:r>
+          </w:p>
+        </w:tc>
+      </w:tr>
+    </w:tbl>
+    <w:p>
+      <w:pPr>
+        <w:spacing w:after="0" w:line="60" w:lineRule="exact"/>
+      </w:pPr>
+      <w:r>
+        <w:rPr>
+          <w:sz w:val="10"/>
+        </w:rPr>
+      </w:r>
+    </w:p>
+    <w:p>
+      <w:pPr>
+        <w:keepNext/>
+        <w:spacing w:before="160" w:after="80"/>
+      </w:pPr>
+      <w:r>
+        <w:rPr>
+          <w:b/>
+          <w:color w:val="111111"/>
+          <w:sz w:val="23"/>
+        </w:rPr>
+        <w:t>Pour réfléchir</w:t>
+      </w:r>
+      <w:r>
+        <w:rPr>
+          <w:color w:val="595959"/>
+          <w:sz w:val="19"/>
+        </w:rPr>
+        <w:t xml:space="preserve">   Il n'y a pas une seule bonne réponse : explique la tienne, avec tes mots.</w:t>
+      </w:r>
+    </w:p>
+    <w:tbl>
+      <w:tblPr>
+        <w:tblStyle w:val="TableGrid"/>
+        <w:tblW w:type="auto" w:w="0"/>
+        <w:tblLook w:firstColumn="1" w:firstRow="1" w:lastColumn="0" w:lastRow="0" w:noHBand="0" w:noVBand="1" w:val="04A0"/>
+      </w:tblPr>
+      <w:tblGrid>
+        <w:gridCol w:w="10086"/>
+      </w:tblGrid>
+      <w:tr>
+        <w:trPr>
+          <w:cantSplit/>
+          <w:trHeight w:val="2438"/>
+        </w:trPr>
+        <w:tc>
+          <w:tcPr>
+            <w:tcW w:type="dxa" w:w="10086"/>
+            <w:shd w:fill="FAFAFA"/>
+          </w:tcPr>
+          <w:p>
+            <w:pPr>
+              <w:spacing w:after="80"/>
+            </w:pPr>
+            <w:r>
+              <w:rPr>
+                <w:b/>
+                <w:sz w:val="21"/>
+              </w:rPr>
+              <w:t>Si le minimum de commande était de 30 paires, que ferais-tu ? Explique.</w:t>
+            </w:r>
+          </w:p>
+          <w:p>
+            <w:pPr>
+              <w:spacing w:before="0" w:after="80"/>
+            </w:pPr>
+            <w:r>
+              <w:rPr>
+                <w:sz w:val="22"/>
+              </w:rPr>
+            </w:r>
+          </w:p>
+          <w:p>
+            <w:pPr>
+              <w:spacing w:before="0" w:after="80"/>
+            </w:pPr>
+            <w:r>
+              <w:rPr>
+                <w:sz w:val="22"/>
+              </w:rPr>
+            </w:r>
+          </w:p>
+          <w:p>
+            <w:pPr>
+              <w:spacing w:before="0" w:after="80"/>
+            </w:pPr>
+            <w:r>
+              <w:rPr>
+                <w:sz w:val="22"/>
+              </w:rPr>
+            </w:r>
+          </w:p>
+          <w:p>
+            <w:pPr>
+              <w:spacing w:before="0" w:after="80"/>
+            </w:pPr>
+            <w:r>
+              <w:rPr>
+                <w:sz w:val="22"/>
+              </w:rPr>
+            </w:r>
+          </w:p>
+        </w:tc>
+      </w:tr>
+    </w:tbl>
+    <w:p>
+      <w:pPr>
+        <w:spacing w:after="0" w:line="60" w:lineRule="exact"/>
+      </w:pPr>
+      <w:r>
+        <w:rPr>
+          <w:sz w:val="10"/>
+        </w:rPr>
+      </w:r>
+    </w:p>
     <w:sectPr>
+      <w:type w:val="oddPage"/>
       <w:pgSz w:w="12240" w:h="15840"/>
       <w:pgMar w:top="680" w:right="1077" w:bottom="737" w:left="1077" w:header="720" w:footer="720" w:gutter="0"/>
       <w:cols w:space="720"/>

--- a/contenus/trames/ENT-1.2-spartoo-preparation-trame-eleve.docx
+++ b/contenus/trames/ENT-1.2-spartoo-preparation-trame-eleve.docx
@@ -12,7 +12,7 @@
       <w:r>
         <w:drawing>
           <wp:inline xmlns:a="http://schemas.openxmlformats.org/drawingml/2006/main" xmlns:pic="http://schemas.openxmlformats.org/drawingml/2006/picture">
-            <wp:extent cx="413999" cy="413999"/>
+            <wp:extent cx="1861364" cy="468000"/>
             <wp:docPr id="1" name="Picture 1"/>
             <wp:cNvGraphicFramePr>
               <a:graphicFrameLocks noChangeAspect="1"/>
@@ -21,7 +21,7 @@
               <a:graphicData uri="http://schemas.openxmlformats.org/drawingml/2006/picture">
                 <pic:pic>
                   <pic:nvPicPr>
-                    <pic:cNvPr id="0" name="logo.png"/>
+                    <pic:cNvPr id="0" name="simulog.png"/>
                     <pic:cNvPicPr/>
                   </pic:nvPicPr>
                   <pic:blipFill>
@@ -33,7 +33,7 @@
                   <pic:spPr>
                     <a:xfrm>
                       <a:off x="0" y="0"/>
-                      <a:ext cx="413999" cy="413999"/>
+                      <a:ext cx="1861364" cy="468000"/>
                     </a:xfrm>
                     <a:prstGeom prst="rect"/>
                   </pic:spPr>
@@ -42,14 +42,6 @@
             </a:graphic>
           </wp:inline>
         </w:drawing>
-      </w:r>
-      <w:r>
-        <w:rPr>
-          <w:b/>
-          <w:color w:val="111111"/>
-          <w:sz w:val="40"/>
-        </w:rPr>
-        <w:t xml:space="preserve">  Simulog</w:t>
       </w:r>
       <w:r>
         <w:tab/>

--- a/contenus/trames/ENT-1.2-spartoo-preparation-trame-eleve.docx
+++ b/contenus/trames/ENT-1.2-spartoo-preparation-trame-eleve.docx
@@ -640,7 +640,7 @@
               <w:rPr>
                 <w:sz w:val="20"/>
               </w:rPr>
-              <w:t>Comprendre la console et la commande .help</w:t>
+              <w:t>Retrouver la console : prix et fournisseurs</w:t>
             </w:r>
           </w:p>
         </w:tc>
@@ -1109,13 +1109,13 @@
         <w:tblLook w:firstColumn="1" w:firstRow="1" w:lastColumn="0" w:lastRow="0" w:noHBand="0" w:noVBand="1" w:val="04A0"/>
       </w:tblPr>
       <w:tblGrid>
-        <w:gridCol w:w="5896"/>
-        <w:gridCol w:w="3742"/>
+        <w:gridCol w:w="4195"/>
+        <w:gridCol w:w="5443"/>
       </w:tblGrid>
       <w:tr>
         <w:tc>
           <w:tcPr>
-            <w:tcW w:type="dxa" w:w="5896"/>
+            <w:tcW w:type="dxa" w:w="4195"/>
             <w:shd w:fill="E8E8E8"/>
           </w:tcPr>
           <w:p>
@@ -1135,7 +1135,7 @@
         </w:tc>
         <w:tc>
           <w:tcPr>
-            <w:tcW w:type="dxa" w:w="3742"/>
+            <w:tcW w:type="dxa" w:w="5443"/>
             <w:shd w:fill="E8E8E8"/>
           </w:tcPr>
           <w:p>
@@ -1156,12 +1156,12 @@
       </w:tr>
       <w:tr>
         <w:trPr>
-          <w:trHeight w:val="510"/>
+          <w:trHeight w:val="737"/>
           <w:cantSplit/>
         </w:trPr>
         <w:tc>
           <w:tcPr>
-            <w:tcW w:type="dxa" w:w="5896"/>
+            <w:tcW w:type="dxa" w:w="4195"/>
           </w:tcPr>
           <w:p>
             <w:pPr>
@@ -1177,19 +1177,19 @@
         </w:tc>
         <w:tc>
           <w:tcPr>
-            <w:tcW w:type="dxa" w:w="3742"/>
+            <w:tcW w:type="dxa" w:w="5443"/>
           </w:tcPr>
           <w:p/>
         </w:tc>
       </w:tr>
       <w:tr>
         <w:trPr>
-          <w:trHeight w:val="510"/>
+          <w:trHeight w:val="737"/>
           <w:cantSplit/>
         </w:trPr>
         <w:tc>
           <w:tcPr>
-            <w:tcW w:type="dxa" w:w="5896"/>
+            <w:tcW w:type="dxa" w:w="4195"/>
           </w:tcPr>
           <w:p>
             <w:pPr>
@@ -1205,19 +1205,19 @@
         </w:tc>
         <w:tc>
           <w:tcPr>
-            <w:tcW w:type="dxa" w:w="3742"/>
+            <w:tcW w:type="dxa" w:w="5443"/>
           </w:tcPr>
           <w:p/>
         </w:tc>
       </w:tr>
       <w:tr>
         <w:trPr>
-          <w:trHeight w:val="510"/>
+          <w:trHeight w:val="737"/>
           <w:cantSplit/>
         </w:trPr>
         <w:tc>
           <w:tcPr>
-            <w:tcW w:type="dxa" w:w="5896"/>
+            <w:tcW w:type="dxa" w:w="4195"/>
           </w:tcPr>
           <w:p>
             <w:pPr>
@@ -1233,7 +1233,7 @@
         </w:tc>
         <w:tc>
           <w:tcPr>
-            <w:tcW w:type="dxa" w:w="3742"/>
+            <w:tcW w:type="dxa" w:w="5443"/>
           </w:tcPr>
           <w:p/>
         </w:tc>
@@ -1406,13 +1406,13 @@
         <w:tblLook w:firstColumn="1" w:firstRow="1" w:lastColumn="0" w:lastRow="0" w:noHBand="0" w:noVBand="1" w:val="04A0"/>
       </w:tblPr>
       <w:tblGrid>
-        <w:gridCol w:w="5896"/>
-        <w:gridCol w:w="3742"/>
+        <w:gridCol w:w="4195"/>
+        <w:gridCol w:w="5443"/>
       </w:tblGrid>
       <w:tr>
         <w:tc>
           <w:tcPr>
-            <w:tcW w:type="dxa" w:w="5896"/>
+            <w:tcW w:type="dxa" w:w="4195"/>
             <w:shd w:fill="E8E8E8"/>
           </w:tcPr>
           <w:p>
@@ -1432,7 +1432,7 @@
         </w:tc>
         <w:tc>
           <w:tcPr>
-            <w:tcW w:type="dxa" w:w="3742"/>
+            <w:tcW w:type="dxa" w:w="5443"/>
             <w:shd w:fill="E8E8E8"/>
           </w:tcPr>
           <w:p>
@@ -1453,12 +1453,12 @@
       </w:tr>
       <w:tr>
         <w:trPr>
-          <w:trHeight w:val="510"/>
+          <w:trHeight w:val="737"/>
           <w:cantSplit/>
         </w:trPr>
         <w:tc>
           <w:tcPr>
-            <w:tcW w:type="dxa" w:w="5896"/>
+            <w:tcW w:type="dxa" w:w="4195"/>
           </w:tcPr>
           <w:p>
             <w:pPr>
@@ -1474,7 +1474,7 @@
         </w:tc>
         <w:tc>
           <w:tcPr>
-            <w:tcW w:type="dxa" w:w="3742"/>
+            <w:tcW w:type="dxa" w:w="5443"/>
           </w:tcPr>
           <w:p/>
         </w:tc>
@@ -1546,7 +1546,7 @@
       </w:tr>
       <w:tr>
         <w:trPr>
-          <w:trHeight w:val="454"/>
+          <w:trHeight w:val="624"/>
         </w:trPr>
         <w:tc>
           <w:tcPr>
@@ -1563,7 +1563,7 @@
       </w:tr>
       <w:tr>
         <w:trPr>
-          <w:trHeight w:val="454"/>
+          <w:trHeight w:val="624"/>
         </w:trPr>
         <w:tc>
           <w:tcPr>
@@ -1580,7 +1580,7 @@
       </w:tr>
       <w:tr>
         <w:trPr>
-          <w:trHeight w:val="454"/>
+          <w:trHeight w:val="624"/>
         </w:trPr>
         <w:tc>
           <w:tcPr>
@@ -1610,13 +1610,13 @@
         <w:tblLook w:firstColumn="1" w:firstRow="1" w:lastColumn="0" w:lastRow="0" w:noHBand="0" w:noVBand="1" w:val="04A0"/>
       </w:tblPr>
       <w:tblGrid>
-        <w:gridCol w:w="5896"/>
-        <w:gridCol w:w="3742"/>
+        <w:gridCol w:w="4195"/>
+        <w:gridCol w:w="5443"/>
       </w:tblGrid>
       <w:tr>
         <w:tc>
           <w:tcPr>
-            <w:tcW w:type="dxa" w:w="5896"/>
+            <w:tcW w:type="dxa" w:w="4195"/>
             <w:shd w:fill="E8E8E8"/>
           </w:tcPr>
           <w:p>
@@ -1636,7 +1636,7 @@
         </w:tc>
         <w:tc>
           <w:tcPr>
-            <w:tcW w:type="dxa" w:w="3742"/>
+            <w:tcW w:type="dxa" w:w="5443"/>
             <w:shd w:fill="E8E8E8"/>
           </w:tcPr>
           <w:p>
@@ -1657,12 +1657,12 @@
       </w:tr>
       <w:tr>
         <w:trPr>
-          <w:trHeight w:val="510"/>
+          <w:trHeight w:val="737"/>
           <w:cantSplit/>
         </w:trPr>
         <w:tc>
           <w:tcPr>
-            <w:tcW w:type="dxa" w:w="5896"/>
+            <w:tcW w:type="dxa" w:w="4195"/>
           </w:tcPr>
           <w:p>
             <w:pPr>
@@ -1678,19 +1678,19 @@
         </w:tc>
         <w:tc>
           <w:tcPr>
-            <w:tcW w:type="dxa" w:w="3742"/>
+            <w:tcW w:type="dxa" w:w="5443"/>
           </w:tcPr>
           <w:p/>
         </w:tc>
       </w:tr>
       <w:tr>
         <w:trPr>
-          <w:trHeight w:val="510"/>
+          <w:trHeight w:val="737"/>
           <w:cantSplit/>
         </w:trPr>
         <w:tc>
           <w:tcPr>
-            <w:tcW w:type="dxa" w:w="5896"/>
+            <w:tcW w:type="dxa" w:w="4195"/>
           </w:tcPr>
           <w:p>
             <w:pPr>
@@ -1706,7 +1706,7 @@
         </w:tc>
         <w:tc>
           <w:tcPr>
-            <w:tcW w:type="dxa" w:w="3742"/>
+            <w:tcW w:type="dxa" w:w="5443"/>
           </w:tcPr>
           <w:p/>
         </w:tc>
@@ -1725,6 +1725,7 @@
     <w:p>
       <w:pPr>
         <w:keepNext/>
+        <w:pageBreakBefore/>
         <w:spacing w:before="120" w:after="80"/>
       </w:pPr>
       <w:r>
@@ -1744,13 +1745,13 @@
         <w:tblLook w:firstColumn="1" w:firstRow="1" w:lastColumn="0" w:lastRow="0" w:noHBand="0" w:noVBand="1" w:val="04A0"/>
       </w:tblPr>
       <w:tblGrid>
-        <w:gridCol w:w="5896"/>
-        <w:gridCol w:w="3742"/>
+        <w:gridCol w:w="4195"/>
+        <w:gridCol w:w="5443"/>
       </w:tblGrid>
       <w:tr>
         <w:tc>
           <w:tcPr>
-            <w:tcW w:type="dxa" w:w="5896"/>
+            <w:tcW w:type="dxa" w:w="4195"/>
             <w:shd w:fill="E8E8E8"/>
           </w:tcPr>
           <w:p>
@@ -1770,7 +1771,7 @@
         </w:tc>
         <w:tc>
           <w:tcPr>
-            <w:tcW w:type="dxa" w:w="3742"/>
+            <w:tcW w:type="dxa" w:w="5443"/>
             <w:shd w:fill="E8E8E8"/>
           </w:tcPr>
           <w:p>
@@ -1791,12 +1792,12 @@
       </w:tr>
       <w:tr>
         <w:trPr>
-          <w:trHeight w:val="510"/>
+          <w:trHeight w:val="737"/>
           <w:cantSplit/>
         </w:trPr>
         <w:tc>
           <w:tcPr>
-            <w:tcW w:type="dxa" w:w="5896"/>
+            <w:tcW w:type="dxa" w:w="4195"/>
           </w:tcPr>
           <w:p>
             <w:pPr>
@@ -1812,7 +1813,7 @@
         </w:tc>
         <w:tc>
           <w:tcPr>
-            <w:tcW w:type="dxa" w:w="3742"/>
+            <w:tcW w:type="dxa" w:w="5443"/>
           </w:tcPr>
           <w:p/>
         </w:tc>
@@ -1905,7 +1906,7 @@
       </w:tr>
       <w:tr>
         <w:trPr>
-          <w:trHeight w:val="454"/>
+          <w:trHeight w:val="624"/>
         </w:trPr>
         <w:tc>
           <w:tcPr>
@@ -1928,7 +1929,7 @@
       </w:tr>
       <w:tr>
         <w:trPr>
-          <w:trHeight w:val="454"/>
+          <w:trHeight w:val="624"/>
         </w:trPr>
         <w:tc>
           <w:tcPr>
@@ -2178,83 +2179,7 @@
           <w:color w:val="111111"/>
           <w:sz w:val="30"/>
         </w:rPr>
-        <w:t>Comprendre la console et la commande .help</w:t>
-      </w:r>
-    </w:p>
-    <w:p>
-      <w:pPr>
-        <w:spacing w:before="0" w:after="120"/>
-      </w:pPr>
-      <w:r>
-        <w:rPr>
-          <w:b w:val="0"/>
-          <w:color w:val="1A1A1A"/>
-          <w:sz w:val="22"/>
-        </w:rPr>
-        <w:t>La console permet d'interroger et de modifier la base avec des commandes qui commencent toujours par un point. Tu peux écrire les références en majuscules ou en minuscules : la console comprend les deux.</w:t>
-      </w:r>
-    </w:p>
-    <w:p>
-      <w:pPr>
-        <w:keepNext/>
-        <w:spacing w:after="80"/>
-        <w:ind w:left="454" w:hanging="454"/>
-      </w:pPr>
-      <w:r>
-        <w:rPr>
-          <w:b/>
-          <w:color w:val="111111"/>
-          <w:sz w:val="22"/>
-        </w:rPr>
-        <w:t xml:space="preserve">1.  </w:t>
-      </w:r>
-      <w:r>
-        <w:rPr>
-          <w:sz w:val="22"/>
-        </w:rPr>
-        <w:t>Va dans Console.</w:t>
-      </w:r>
-    </w:p>
-    <w:p>
-      <w:pPr>
-        <w:keepNext/>
-        <w:spacing w:after="80"/>
-        <w:ind w:left="454" w:hanging="454"/>
-      </w:pPr>
-      <w:r>
-        <w:rPr>
-          <w:b/>
-          <w:color w:val="111111"/>
-          <w:sz w:val="22"/>
-        </w:rPr>
-        <w:t xml:space="preserve">2.  </w:t>
-      </w:r>
-      <w:r>
-        <w:rPr>
-          <w:sz w:val="22"/>
-        </w:rPr>
-        <w:t>Tape .help et appuie sur Entrée : la liste complète des commandes disponibles s'affiche.</w:t>
-      </w:r>
-    </w:p>
-    <w:p>
-      <w:pPr>
-        <w:keepNext/>
-        <w:spacing w:after="80"/>
-        <w:ind w:left="454" w:hanging="454"/>
-      </w:pPr>
-      <w:r>
-        <w:rPr>
-          <w:b/>
-          <w:color w:val="111111"/>
-          <w:sz w:val="22"/>
-        </w:rPr>
-        <w:t xml:space="preserve">3.  </w:t>
-      </w:r>
-      <w:r>
-        <w:rPr>
-          <w:sz w:val="22"/>
-        </w:rPr>
-        <w:t>Observe bien la colonne de gauche (le nom exact de chaque commande) et la colonne de droite (ce qu'elle fait).</w:t>
+        <w:t>Retrouver la console : prix et fournisseurs</w:t>
       </w:r>
     </w:p>
     <w:tbl>
@@ -2286,13 +2211,13 @@
                 <w:color w:val="111111"/>
                 <w:sz w:val="20"/>
               </w:rPr>
-              <w:t xml:space="preserve">Rassure-toi : </w:t>
+              <w:t xml:space="preserve">Rappel : </w:t>
             </w:r>
             <w:r>
               <w:rPr>
                 <w:sz w:val="20"/>
               </w:rPr>
-              <w:t>si tu tapes une commande qui n'existe pas, ou si tu oublies le point, la console t'explique l'erreur et te propose de taper .help. N'hésite pas à essayer, tu ne peux rien casser !</w:t>
+              <w:t>tu as découvert la console en ENT-1.1 (.help, .movements, .getstock, .getlot). Si tu as oublié une commande, tape .help.</w:t>
             </w:r>
           </w:p>
         </w:tc>
@@ -2300,9 +2225,22 @@
     </w:tbl>
     <w:p>
       <w:pPr>
-        <w:keepNext/>
         <w:spacing w:after="40"/>
       </w:pPr>
+    </w:p>
+    <w:p>
+      <w:pPr>
+        <w:keepNext/>
+        <w:spacing w:before="120" w:after="120"/>
+      </w:pPr>
+      <w:r>
+        <w:rPr>
+          <w:b/>
+          <w:color w:val="1A1A1A"/>
+          <w:sz w:val="21"/>
+        </w:rPr>
+        <w:t>Aujourd'hui, deux nouvelles commandes : .getprice (les prix d'un article) et .getsupplier (la fiche d'un fournisseur). Va dans Console et essaie-les sur le modèle PM-SUE (Puma Suede Classic XXI) :</w:t>
+      </w:r>
     </w:p>
     <w:tbl>
       <w:tblPr>
@@ -2312,13 +2250,13 @@
         <w:tblLook w:firstColumn="1" w:firstRow="1" w:lastColumn="0" w:lastRow="0" w:noHBand="0" w:noVBand="1" w:val="04A0"/>
       </w:tblPr>
       <w:tblGrid>
-        <w:gridCol w:w="5896"/>
-        <w:gridCol w:w="3742"/>
+        <w:gridCol w:w="4195"/>
+        <w:gridCol w:w="5443"/>
       </w:tblGrid>
       <w:tr>
         <w:tc>
           <w:tcPr>
-            <w:tcW w:type="dxa" w:w="5896"/>
+            <w:tcW w:type="dxa" w:w="4195"/>
             <w:shd w:fill="E8E8E8"/>
           </w:tcPr>
           <w:p>
@@ -2338,7 +2276,7 @@
         </w:tc>
         <w:tc>
           <w:tcPr>
-            <w:tcW w:type="dxa" w:w="3742"/>
+            <w:tcW w:type="dxa" w:w="5443"/>
             <w:shd w:fill="E8E8E8"/>
           </w:tcPr>
           <w:p>
@@ -2359,242 +2297,12 @@
       </w:tr>
       <w:tr>
         <w:trPr>
-          <w:trHeight w:val="510"/>
+          <w:trHeight w:val="737"/>
           <w:cantSplit/>
         </w:trPr>
         <w:tc>
           <w:tcPr>
-            <w:tcW w:type="dxa" w:w="5896"/>
-          </w:tcPr>
-          <w:p>
-            <w:pPr>
-              <w:spacing w:after="0"/>
-            </w:pPr>
-            <w:r>
-              <w:rPr>
-                <w:sz w:val="20"/>
-              </w:rPr>
-              <w:t>Par quel caractère commence toujours une commande ?</w:t>
-            </w:r>
-          </w:p>
-        </w:tc>
-        <w:tc>
-          <w:tcPr>
-            <w:tcW w:type="dxa" w:w="3742"/>
-          </w:tcPr>
-          <w:p/>
-        </w:tc>
-      </w:tr>
-    </w:tbl>
-    <w:p>
-      <w:pPr>
-        <w:spacing w:after="0" w:line="60" w:lineRule="exact"/>
-      </w:pPr>
-      <w:r>
-        <w:rPr>
-          <w:sz w:val="10"/>
-        </w:rPr>
-      </w:r>
-    </w:p>
-    <w:p>
-      <w:pPr>
-        <w:keepNext/>
-        <w:spacing w:before="120" w:after="120"/>
-      </w:pPr>
-      <w:r>
-        <w:rPr>
-          <w:b/>
-          <w:color w:val="1A1A1A"/>
-          <w:sz w:val="21"/>
-        </w:rPr>
-        <w:t>Cite 3 commandes de la liste (par exemple .getstock) et explique en une phrase ce que fait chacune :</w:t>
-      </w:r>
-    </w:p>
-    <w:tbl>
-      <w:tblPr>
-        <w:tblStyle w:val="TableGrid"/>
-        <w:tblW w:type="auto" w:w="0"/>
-        <w:tblLayout w:type="fixed"/>
-        <w:tblLook w:firstColumn="1" w:firstRow="1" w:lastColumn="0" w:lastRow="0" w:noHBand="0" w:noVBand="1" w:val="04A0"/>
-      </w:tblPr>
-      <w:tblGrid>
-        <w:gridCol w:w="2608"/>
-        <w:gridCol w:w="7030"/>
-      </w:tblGrid>
-      <w:tr>
-        <w:tc>
-          <w:tcPr>
-            <w:tcW w:type="dxa" w:w="2608"/>
-            <w:shd w:fill="E8E8E8"/>
-          </w:tcPr>
-          <w:p>
-            <w:pPr>
-              <w:keepNext/>
-              <w:spacing w:after="0"/>
-            </w:pPr>
-            <w:r>
-              <w:rPr>
-                <w:b/>
-                <w:color w:val="111111"/>
-                <w:sz w:val="20"/>
-              </w:rPr>
-              <w:t>Commande</w:t>
-            </w:r>
-          </w:p>
-        </w:tc>
-        <w:tc>
-          <w:tcPr>
-            <w:tcW w:type="dxa" w:w="7030"/>
-            <w:shd w:fill="E8E8E8"/>
-          </w:tcPr>
-          <w:p>
-            <w:pPr>
-              <w:keepNext/>
-              <w:spacing w:after="0"/>
-            </w:pPr>
-            <w:r>
-              <w:rPr>
-                <w:b/>
-                <w:color w:val="111111"/>
-                <w:sz w:val="20"/>
-              </w:rPr>
-              <w:t>Ce qu'elle fait</w:t>
-            </w:r>
-          </w:p>
-        </w:tc>
-      </w:tr>
-      <w:tr>
-        <w:trPr>
-          <w:trHeight w:val="680"/>
-        </w:trPr>
-        <w:tc>
-          <w:tcPr>
-            <w:tcW w:type="dxa" w:w="2608"/>
-          </w:tcPr>
-          <w:p/>
-        </w:tc>
-        <w:tc>
-          <w:tcPr>
-            <w:tcW w:type="dxa" w:w="7030"/>
-          </w:tcPr>
-          <w:p/>
-        </w:tc>
-      </w:tr>
-      <w:tr>
-        <w:trPr>
-          <w:trHeight w:val="680"/>
-        </w:trPr>
-        <w:tc>
-          <w:tcPr>
-            <w:tcW w:type="dxa" w:w="2608"/>
-          </w:tcPr>
-          <w:p/>
-        </w:tc>
-        <w:tc>
-          <w:tcPr>
-            <w:tcW w:type="dxa" w:w="7030"/>
-          </w:tcPr>
-          <w:p/>
-        </w:tc>
-      </w:tr>
-      <w:tr>
-        <w:trPr>
-          <w:trHeight w:val="680"/>
-        </w:trPr>
-        <w:tc>
-          <w:tcPr>
-            <w:tcW w:type="dxa" w:w="2608"/>
-          </w:tcPr>
-          <w:p/>
-        </w:tc>
-        <w:tc>
-          <w:tcPr>
-            <w:tcW w:type="dxa" w:w="7030"/>
-          </w:tcPr>
-          <w:p/>
-        </w:tc>
-      </w:tr>
-    </w:tbl>
-    <w:p>
-      <w:pPr>
-        <w:spacing w:after="40"/>
-      </w:pPr>
-    </w:p>
-    <w:p>
-      <w:pPr>
-        <w:keepNext/>
-        <w:spacing w:before="120" w:after="120"/>
-      </w:pPr>
-      <w:r>
-        <w:rPr>
-          <w:b/>
-          <w:color w:val="1A1A1A"/>
-          <w:sz w:val="21"/>
-        </w:rPr>
-        <w:t>Teste maintenant deux commandes sur la référence PM-SUE (le modèle Puma Suede Classic XXI) :</w:t>
-      </w:r>
-    </w:p>
-    <w:tbl>
-      <w:tblPr>
-        <w:tblStyle w:val="TableGrid"/>
-        <w:tblW w:type="auto" w:w="0"/>
-        <w:tblLayout w:type="fixed"/>
-        <w:tblLook w:firstColumn="1" w:firstRow="1" w:lastColumn="0" w:lastRow="0" w:noHBand="0" w:noVBand="1" w:val="04A0"/>
-      </w:tblPr>
-      <w:tblGrid>
-        <w:gridCol w:w="5896"/>
-        <w:gridCol w:w="3742"/>
-      </w:tblGrid>
-      <w:tr>
-        <w:tc>
-          <w:tcPr>
-            <w:tcW w:type="dxa" w:w="5896"/>
-            <w:shd w:fill="E8E8E8"/>
-          </w:tcPr>
-          <w:p>
-            <w:pPr>
-              <w:keepNext/>
-              <w:spacing w:after="0"/>
-            </w:pPr>
-            <w:r>
-              <w:rPr>
-                <w:b/>
-                <w:color w:val="111111"/>
-                <w:sz w:val="20"/>
-              </w:rPr>
-              <w:t>Question</w:t>
-            </w:r>
-          </w:p>
-        </w:tc>
-        <w:tc>
-          <w:tcPr>
-            <w:tcW w:type="dxa" w:w="3742"/>
-            <w:shd w:fill="E8E8E8"/>
-          </w:tcPr>
-          <w:p>
-            <w:pPr>
-              <w:keepNext/>
-              <w:spacing w:after="0"/>
-            </w:pPr>
-            <w:r>
-              <w:rPr>
-                <w:b/>
-                <w:color w:val="111111"/>
-                <w:sz w:val="20"/>
-              </w:rPr>
-              <w:t>Ta réponse</w:t>
-            </w:r>
-          </w:p>
-        </w:tc>
-      </w:tr>
-      <w:tr>
-        <w:trPr>
-          <w:trHeight w:val="510"/>
-          <w:cantSplit/>
-        </w:trPr>
-        <w:tc>
-          <w:tcPr>
-            <w:tcW w:type="dxa" w:w="5896"/>
+            <w:tcW w:type="dxa" w:w="4195"/>
           </w:tcPr>
           <w:p>
             <w:pPr>
@@ -2610,19 +2318,19 @@
         </w:tc>
         <w:tc>
           <w:tcPr>
-            <w:tcW w:type="dxa" w:w="3742"/>
+            <w:tcW w:type="dxa" w:w="5443"/>
           </w:tcPr>
           <w:p/>
         </w:tc>
       </w:tr>
       <w:tr>
         <w:trPr>
-          <w:trHeight w:val="510"/>
+          <w:trHeight w:val="737"/>
           <w:cantSplit/>
         </w:trPr>
         <w:tc>
           <w:tcPr>
-            <w:tcW w:type="dxa" w:w="5896"/>
+            <w:tcW w:type="dxa" w:w="4195"/>
           </w:tcPr>
           <w:p>
             <w:pPr>
@@ -2638,19 +2346,19 @@
         </w:tc>
         <w:tc>
           <w:tcPr>
-            <w:tcW w:type="dxa" w:w="3742"/>
+            <w:tcW w:type="dxa" w:w="5443"/>
           </w:tcPr>
           <w:p/>
         </w:tc>
       </w:tr>
       <w:tr>
         <w:trPr>
-          <w:trHeight w:val="510"/>
+          <w:trHeight w:val="737"/>
           <w:cantSplit/>
         </w:trPr>
         <w:tc>
           <w:tcPr>
-            <w:tcW w:type="dxa" w:w="5896"/>
+            <w:tcW w:type="dxa" w:w="4195"/>
           </w:tcPr>
           <w:p>
             <w:pPr>
@@ -2666,7 +2374,7 @@
         </w:tc>
         <w:tc>
           <w:tcPr>
-            <w:tcW w:type="dxa" w:w="3742"/>
+            <w:tcW w:type="dxa" w:w="5443"/>
           </w:tcPr>
           <w:p/>
         </w:tc>
@@ -2839,13 +2547,13 @@
         <w:tblLook w:firstColumn="1" w:firstRow="1" w:lastColumn="0" w:lastRow="0" w:noHBand="0" w:noVBand="1" w:val="04A0"/>
       </w:tblPr>
       <w:tblGrid>
-        <w:gridCol w:w="5896"/>
-        <w:gridCol w:w="3742"/>
+        <w:gridCol w:w="4195"/>
+        <w:gridCol w:w="5443"/>
       </w:tblGrid>
       <w:tr>
         <w:tc>
           <w:tcPr>
-            <w:tcW w:type="dxa" w:w="5896"/>
+            <w:tcW w:type="dxa" w:w="4195"/>
             <w:shd w:fill="E8E8E8"/>
           </w:tcPr>
           <w:p>
@@ -2865,7 +2573,7 @@
         </w:tc>
         <w:tc>
           <w:tcPr>
-            <w:tcW w:type="dxa" w:w="3742"/>
+            <w:tcW w:type="dxa" w:w="5443"/>
             <w:shd w:fill="E8E8E8"/>
           </w:tcPr>
           <w:p>
@@ -2886,12 +2594,12 @@
       </w:tr>
       <w:tr>
         <w:trPr>
-          <w:trHeight w:val="510"/>
+          <w:trHeight w:val="737"/>
           <w:cantSplit/>
         </w:trPr>
         <w:tc>
           <w:tcPr>
-            <w:tcW w:type="dxa" w:w="5896"/>
+            <w:tcW w:type="dxa" w:w="4195"/>
           </w:tcPr>
           <w:p>
             <w:pPr>
@@ -2907,7 +2615,7 @@
         </w:tc>
         <w:tc>
           <w:tcPr>
-            <w:tcW w:type="dxa" w:w="3742"/>
+            <w:tcW w:type="dxa" w:w="5443"/>
           </w:tcPr>
           <w:p/>
         </w:tc>
@@ -3141,13 +2849,13 @@
         <w:tblLook w:firstColumn="1" w:firstRow="1" w:lastColumn="0" w:lastRow="0" w:noHBand="0" w:noVBand="1" w:val="04A0"/>
       </w:tblPr>
       <w:tblGrid>
-        <w:gridCol w:w="5896"/>
-        <w:gridCol w:w="3742"/>
+        <w:gridCol w:w="4195"/>
+        <w:gridCol w:w="5443"/>
       </w:tblGrid>
       <w:tr>
         <w:tc>
           <w:tcPr>
-            <w:tcW w:type="dxa" w:w="5896"/>
+            <w:tcW w:type="dxa" w:w="4195"/>
             <w:shd w:fill="E8E8E8"/>
           </w:tcPr>
           <w:p>
@@ -3167,7 +2875,7 @@
         </w:tc>
         <w:tc>
           <w:tcPr>
-            <w:tcW w:type="dxa" w:w="3742"/>
+            <w:tcW w:type="dxa" w:w="5443"/>
             <w:shd w:fill="E8E8E8"/>
           </w:tcPr>
           <w:p>
@@ -3188,12 +2896,12 @@
       </w:tr>
       <w:tr>
         <w:trPr>
-          <w:trHeight w:val="510"/>
+          <w:trHeight w:val="737"/>
           <w:cantSplit/>
         </w:trPr>
         <w:tc>
           <w:tcPr>
-            <w:tcW w:type="dxa" w:w="5896"/>
+            <w:tcW w:type="dxa" w:w="4195"/>
           </w:tcPr>
           <w:p>
             <w:pPr>
@@ -3209,19 +2917,19 @@
         </w:tc>
         <w:tc>
           <w:tcPr>
-            <w:tcW w:type="dxa" w:w="3742"/>
+            <w:tcW w:type="dxa" w:w="5443"/>
           </w:tcPr>
           <w:p/>
         </w:tc>
       </w:tr>
       <w:tr>
         <w:trPr>
-          <w:trHeight w:val="510"/>
+          <w:trHeight w:val="737"/>
           <w:cantSplit/>
         </w:trPr>
         <w:tc>
           <w:tcPr>
-            <w:tcW w:type="dxa" w:w="5896"/>
+            <w:tcW w:type="dxa" w:w="4195"/>
           </w:tcPr>
           <w:p>
             <w:pPr>
@@ -3237,19 +2945,19 @@
         </w:tc>
         <w:tc>
           <w:tcPr>
-            <w:tcW w:type="dxa" w:w="3742"/>
+            <w:tcW w:type="dxa" w:w="5443"/>
           </w:tcPr>
           <w:p/>
         </w:tc>
       </w:tr>
       <w:tr>
         <w:trPr>
-          <w:trHeight w:val="510"/>
+          <w:trHeight w:val="737"/>
           <w:cantSplit/>
         </w:trPr>
         <w:tc>
           <w:tcPr>
-            <w:tcW w:type="dxa" w:w="5896"/>
+            <w:tcW w:type="dxa" w:w="4195"/>
           </w:tcPr>
           <w:p>
             <w:pPr>
@@ -3265,7 +2973,7 @@
         </w:tc>
         <w:tc>
           <w:tcPr>
-            <w:tcW w:type="dxa" w:w="3742"/>
+            <w:tcW w:type="dxa" w:w="5443"/>
           </w:tcPr>
           <w:p/>
         </w:tc>
@@ -4325,13 +4033,13 @@
         <w:tblLook w:firstColumn="1" w:firstRow="1" w:lastColumn="0" w:lastRow="0" w:noHBand="0" w:noVBand="1" w:val="04A0"/>
       </w:tblPr>
       <w:tblGrid>
-        <w:gridCol w:w="5896"/>
-        <w:gridCol w:w="3742"/>
+        <w:gridCol w:w="4195"/>
+        <w:gridCol w:w="5443"/>
       </w:tblGrid>
       <w:tr>
         <w:tc>
           <w:tcPr>
-            <w:tcW w:type="dxa" w:w="5896"/>
+            <w:tcW w:type="dxa" w:w="4195"/>
             <w:shd w:fill="E8E8E8"/>
           </w:tcPr>
           <w:p>
@@ -4351,7 +4059,7 @@
         </w:tc>
         <w:tc>
           <w:tcPr>
-            <w:tcW w:type="dxa" w:w="3742"/>
+            <w:tcW w:type="dxa" w:w="5443"/>
             <w:shd w:fill="E8E8E8"/>
           </w:tcPr>
           <w:p>
@@ -4372,12 +4080,12 @@
       </w:tr>
       <w:tr>
         <w:trPr>
-          <w:trHeight w:val="510"/>
+          <w:trHeight w:val="737"/>
           <w:cantSplit/>
         </w:trPr>
         <w:tc>
           <w:tcPr>
-            <w:tcW w:type="dxa" w:w="5896"/>
+            <w:tcW w:type="dxa" w:w="4195"/>
           </w:tcPr>
           <w:p>
             <w:pPr>
@@ -4393,19 +4101,19 @@
         </w:tc>
         <w:tc>
           <w:tcPr>
-            <w:tcW w:type="dxa" w:w="3742"/>
+            <w:tcW w:type="dxa" w:w="5443"/>
           </w:tcPr>
           <w:p/>
         </w:tc>
       </w:tr>
       <w:tr>
         <w:trPr>
-          <w:trHeight w:val="510"/>
+          <w:trHeight w:val="737"/>
           <w:cantSplit/>
         </w:trPr>
         <w:tc>
           <w:tcPr>
-            <w:tcW w:type="dxa" w:w="5896"/>
+            <w:tcW w:type="dxa" w:w="4195"/>
           </w:tcPr>
           <w:p>
             <w:pPr>
@@ -4421,7 +4129,7 @@
         </w:tc>
         <w:tc>
           <w:tcPr>
-            <w:tcW w:type="dxa" w:w="3742"/>
+            <w:tcW w:type="dxa" w:w="5443"/>
           </w:tcPr>
           <w:p/>
         </w:tc>
@@ -5554,13 +5262,13 @@
         <w:tblLook w:firstColumn="1" w:firstRow="1" w:lastColumn="0" w:lastRow="0" w:noHBand="0" w:noVBand="1" w:val="04A0"/>
       </w:tblPr>
       <w:tblGrid>
-        <w:gridCol w:w="5896"/>
-        <w:gridCol w:w="3742"/>
+        <w:gridCol w:w="4195"/>
+        <w:gridCol w:w="5443"/>
       </w:tblGrid>
       <w:tr>
         <w:tc>
           <w:tcPr>
-            <w:tcW w:type="dxa" w:w="5896"/>
+            <w:tcW w:type="dxa" w:w="4195"/>
             <w:shd w:fill="E8E8E8"/>
           </w:tcPr>
           <w:p>
@@ -5580,7 +5288,7 @@
         </w:tc>
         <w:tc>
           <w:tcPr>
-            <w:tcW w:type="dxa" w:w="3742"/>
+            <w:tcW w:type="dxa" w:w="5443"/>
             <w:shd w:fill="E8E8E8"/>
           </w:tcPr>
           <w:p>
@@ -5601,12 +5309,12 @@
       </w:tr>
       <w:tr>
         <w:trPr>
-          <w:trHeight w:val="510"/>
+          <w:trHeight w:val="737"/>
           <w:cantSplit/>
         </w:trPr>
         <w:tc>
           <w:tcPr>
-            <w:tcW w:type="dxa" w:w="5896"/>
+            <w:tcW w:type="dxa" w:w="4195"/>
           </w:tcPr>
           <w:p>
             <w:pPr>
@@ -5622,7 +5330,7 @@
         </w:tc>
         <w:tc>
           <w:tcPr>
-            <w:tcW w:type="dxa" w:w="3742"/>
+            <w:tcW w:type="dxa" w:w="5443"/>
           </w:tcPr>
           <w:p/>
         </w:tc>
